--- a/aswers.docx
+++ b/aswers.docx
@@ -4,137 +4,2893 @@
   <w:body>
     <w:p>
       <w:pPr>
-        <w:rPr>
-          <w:rtl/>
+        <w:jc w:val="center"/>
+        <w:rPr>
+          <w:b/>
+          <w:sz w:val="28"/>
+          <w:szCs w:val="28"/>
+          <w:u w:val="single"/>
+          <w:rtl/>
+        </w:rPr>
+      </w:pPr>
+      <w:r>
+        <w:rPr>
+          <w:b/>
+          <w:sz w:val="28"/>
+          <w:szCs w:val="28"/>
+          <w:u w:val="single"/>
+          <w:rtl/>
+        </w:rPr>
+        <w:t>מסמך תיעוד וניתוח סיבוכיות</w:t>
+      </w:r>
+    </w:p>
+    <w:p>
+      <w:pPr>
+        <w:rPr>
+          <w:b/>
+          <w:sz w:val="24"/>
+          <w:szCs w:val="24"/>
         </w:rPr>
       </w:pPr>
       <w:r>
         <w:rPr>
           <w:rFonts w:hint="cs"/>
-          <w:rtl/>
-        </w:rPr>
-        <w:t>ניסוי:</w:t>
-      </w:r>
-    </w:p>
-    <w:p>
-      <w:pPr>
-        <w:pStyle w:val="a9"/>
+          <w:b/>
+          <w:sz w:val="24"/>
+          <w:szCs w:val="24"/>
+          <w:rtl/>
+        </w:rPr>
+        <w:t xml:space="preserve">מגישות: ליאור </w:t>
+      </w:r>
+      <w:proofErr w:type="spellStart"/>
+      <w:r>
+        <w:rPr>
+          <w:rFonts w:hint="cs"/>
+          <w:b/>
+          <w:sz w:val="24"/>
+          <w:szCs w:val="24"/>
+          <w:rtl/>
+        </w:rPr>
+        <w:t>פרניק</w:t>
+      </w:r>
+      <w:proofErr w:type="spellEnd"/>
+      <w:r>
+        <w:rPr>
+          <w:rFonts w:hint="cs"/>
+          <w:b/>
+          <w:sz w:val="24"/>
+          <w:szCs w:val="24"/>
+          <w:rtl/>
+        </w:rPr>
+        <w:t xml:space="preserve"> ואלין </w:t>
+      </w:r>
+      <w:proofErr w:type="spellStart"/>
+      <w:r>
+        <w:rPr>
+          <w:rFonts w:hint="cs"/>
+          <w:b/>
+          <w:sz w:val="24"/>
+          <w:szCs w:val="24"/>
+          <w:rtl/>
+        </w:rPr>
+        <w:t>לושבסקי</w:t>
+      </w:r>
+      <w:proofErr w:type="spellEnd"/>
+    </w:p>
+    <w:p>
+      <w:pPr>
+        <w:rPr>
+          <w:b/>
+          <w:sz w:val="24"/>
+          <w:szCs w:val="24"/>
+          <w:u w:val="single"/>
+        </w:rPr>
+      </w:pPr>
+      <w:r>
+        <w:rPr>
+          <w:b/>
+          <w:sz w:val="24"/>
+          <w:szCs w:val="24"/>
+          <w:u w:val="single"/>
+          <w:rtl/>
+        </w:rPr>
+        <w:t xml:space="preserve">המחלקה </w:t>
+      </w:r>
+      <w:proofErr w:type="spellStart"/>
+      <w:r>
+        <w:rPr>
+          <w:b/>
+          <w:sz w:val="24"/>
+          <w:szCs w:val="24"/>
+          <w:u w:val="single"/>
+        </w:rPr>
+        <w:t>AVLTree</w:t>
+      </w:r>
+      <w:proofErr w:type="spellEnd"/>
+      <w:r>
+        <w:rPr>
+          <w:b/>
+          <w:sz w:val="24"/>
+          <w:szCs w:val="24"/>
+          <w:u w:val="single"/>
+          <w:rtl/>
+        </w:rPr>
+        <w:t xml:space="preserve"> – </w:t>
+      </w:r>
+    </w:p>
+    <w:p>
+      <w:r>
+        <w:rPr>
+          <w:rtl/>
+        </w:rPr>
+        <w:t xml:space="preserve">המחלקה מתארת עץ מאוזן, המחלקה מממשת פעולות </w:t>
+      </w:r>
+      <w:proofErr w:type="spellStart"/>
+      <w:r>
+        <w:rPr>
+          <w:rtl/>
+        </w:rPr>
+        <w:t>הכנסה,חיפוש,מחיקה,ייצוא</w:t>
+      </w:r>
+      <w:proofErr w:type="spellEnd"/>
+      <w:r>
+        <w:rPr>
+          <w:rtl/>
+        </w:rPr>
+        <w:t xml:space="preserve"> העץ למערך, חישוב גודל העץ ומציאת דרגה של צומת נתונה.</w:t>
+      </w:r>
+    </w:p>
+    <w:p>
+      <w:r>
+        <w:rPr>
+          <w:rtl/>
+        </w:rPr>
+        <w:t xml:space="preserve">שדה המחלקה היחיד הוא </w:t>
+      </w:r>
+      <w:r>
+        <w:t>root</w:t>
+      </w:r>
+      <w:r>
+        <w:rPr>
+          <w:rtl/>
+        </w:rPr>
+        <w:t>, והוא מייצג את השורש של העץ</w:t>
+      </w:r>
+    </w:p>
+    <w:p>
+      <w:pPr>
+        <w:rPr>
+          <w:b/>
+          <w:u w:val="single"/>
+        </w:rPr>
+      </w:pPr>
+      <w:r>
+        <w:rPr>
+          <w:b/>
+          <w:u w:val="single"/>
+          <w:rtl/>
+        </w:rPr>
+        <w:t>הפונקציות המרכזיות הנמצאות במחלקה הן:</w:t>
+      </w:r>
+    </w:p>
+    <w:p>
+      <w:pPr>
+        <w:numPr>
+          <w:ilvl w:val="0"/>
+          <w:numId w:val="3"/>
+        </w:numPr>
+        <w:pBdr>
+          <w:top w:val="nil"/>
+          <w:left w:val="nil"/>
+          <w:bottom w:val="nil"/>
+          <w:right w:val="nil"/>
+          <w:between w:val="nil"/>
+        </w:pBdr>
+        <w:spacing w:after="0"/>
+      </w:pPr>
+      <w:r>
+        <w:rPr>
+          <w:color w:val="000000"/>
+        </w:rPr>
+        <w:t>Search</w:t>
+      </w:r>
+    </w:p>
+    <w:p>
+      <w:pPr>
+        <w:numPr>
+          <w:ilvl w:val="0"/>
+          <w:numId w:val="3"/>
+        </w:numPr>
+        <w:pBdr>
+          <w:top w:val="nil"/>
+          <w:left w:val="nil"/>
+          <w:bottom w:val="nil"/>
+          <w:right w:val="nil"/>
+          <w:between w:val="nil"/>
+        </w:pBdr>
+        <w:spacing w:after="0"/>
+      </w:pPr>
+      <w:r>
+        <w:rPr>
+          <w:color w:val="000000"/>
+        </w:rPr>
+        <w:t>Insert</w:t>
+      </w:r>
+    </w:p>
+    <w:p>
+      <w:pPr>
+        <w:numPr>
+          <w:ilvl w:val="0"/>
+          <w:numId w:val="3"/>
+        </w:numPr>
+        <w:pBdr>
+          <w:top w:val="nil"/>
+          <w:left w:val="nil"/>
+          <w:bottom w:val="nil"/>
+          <w:right w:val="nil"/>
+          <w:between w:val="nil"/>
+        </w:pBdr>
+        <w:spacing w:after="0"/>
+      </w:pPr>
+      <w:r>
+        <w:rPr>
+          <w:color w:val="000000"/>
+        </w:rPr>
+        <w:t>Delete</w:t>
+      </w:r>
+    </w:p>
+    <w:p>
+      <w:pPr>
+        <w:numPr>
+          <w:ilvl w:val="0"/>
+          <w:numId w:val="3"/>
+        </w:numPr>
+        <w:pBdr>
+          <w:top w:val="nil"/>
+          <w:left w:val="nil"/>
+          <w:bottom w:val="nil"/>
+          <w:right w:val="nil"/>
+          <w:between w:val="nil"/>
+        </w:pBdr>
+        <w:spacing w:after="0"/>
+      </w:pPr>
+      <w:proofErr w:type="spellStart"/>
+      <w:r>
+        <w:rPr>
+          <w:color w:val="000000"/>
+        </w:rPr>
+        <w:t>Avl_to_array</w:t>
+      </w:r>
+      <w:proofErr w:type="spellEnd"/>
+    </w:p>
+    <w:p>
+      <w:pPr>
+        <w:numPr>
+          <w:ilvl w:val="0"/>
+          <w:numId w:val="3"/>
+        </w:numPr>
+        <w:pBdr>
+          <w:top w:val="nil"/>
+          <w:left w:val="nil"/>
+          <w:bottom w:val="nil"/>
+          <w:right w:val="nil"/>
+          <w:between w:val="nil"/>
+        </w:pBdr>
+        <w:spacing w:after="0"/>
+      </w:pPr>
+      <w:r>
+        <w:rPr>
+          <w:color w:val="000000"/>
+        </w:rPr>
+        <w:t>Size</w:t>
+      </w:r>
+    </w:p>
+    <w:p>
+      <w:pPr>
+        <w:numPr>
+          <w:ilvl w:val="0"/>
+          <w:numId w:val="3"/>
+        </w:numPr>
+        <w:pBdr>
+          <w:top w:val="nil"/>
+          <w:left w:val="nil"/>
+          <w:bottom w:val="nil"/>
+          <w:right w:val="nil"/>
+          <w:between w:val="nil"/>
+        </w:pBdr>
+        <w:spacing w:after="0"/>
+      </w:pPr>
+      <w:r>
+        <w:rPr>
+          <w:color w:val="000000"/>
+        </w:rPr>
+        <w:t>Rank</w:t>
+      </w:r>
+    </w:p>
+    <w:p>
+      <w:pPr>
+        <w:numPr>
+          <w:ilvl w:val="0"/>
+          <w:numId w:val="3"/>
+        </w:numPr>
+        <w:pBdr>
+          <w:top w:val="nil"/>
+          <w:left w:val="nil"/>
+          <w:bottom w:val="nil"/>
+          <w:right w:val="nil"/>
+          <w:between w:val="nil"/>
+        </w:pBdr>
+        <w:spacing w:after="0"/>
+      </w:pPr>
+      <w:r>
+        <w:rPr>
+          <w:color w:val="000000"/>
+        </w:rPr>
+        <w:t>Select</w:t>
+      </w:r>
+    </w:p>
+    <w:p>
+      <w:pPr>
+        <w:numPr>
+          <w:ilvl w:val="0"/>
+          <w:numId w:val="3"/>
+        </w:numPr>
+        <w:pBdr>
+          <w:top w:val="nil"/>
+          <w:left w:val="nil"/>
+          <w:bottom w:val="nil"/>
+          <w:right w:val="nil"/>
+          <w:between w:val="nil"/>
+        </w:pBdr>
+        <w:spacing w:after="0"/>
+      </w:pPr>
+      <w:proofErr w:type="spellStart"/>
+      <w:r>
+        <w:rPr>
+          <w:color w:val="000000"/>
+        </w:rPr>
+        <w:t>Max_range</w:t>
+      </w:r>
+      <w:proofErr w:type="spellEnd"/>
+    </w:p>
+    <w:p>
+      <w:pPr>
+        <w:numPr>
+          <w:ilvl w:val="0"/>
+          <w:numId w:val="3"/>
+        </w:numPr>
+        <w:pBdr>
+          <w:top w:val="nil"/>
+          <w:left w:val="nil"/>
+          <w:bottom w:val="nil"/>
+          <w:right w:val="nil"/>
+          <w:between w:val="nil"/>
+        </w:pBdr>
+      </w:pPr>
+      <w:proofErr w:type="spellStart"/>
+      <w:r>
+        <w:rPr>
+          <w:color w:val="000000"/>
+        </w:rPr>
+        <w:t>Get_root</w:t>
+      </w:r>
+      <w:proofErr w:type="spellEnd"/>
+    </w:p>
+    <w:p>
+      <w:pPr>
+        <w:rPr>
+          <w:b/>
+          <w:u w:val="single"/>
+        </w:rPr>
+      </w:pPr>
+      <w:r>
+        <w:rPr>
+          <w:b/>
+          <w:u w:val="single"/>
+          <w:rtl/>
+        </w:rPr>
+        <w:t xml:space="preserve">פונקציות העזר לפונקציות המרכזיות – </w:t>
+      </w:r>
+    </w:p>
+    <w:p>
+      <w:pPr>
+        <w:numPr>
+          <w:ilvl w:val="0"/>
+          <w:numId w:val="3"/>
+        </w:numPr>
+        <w:pBdr>
+          <w:top w:val="nil"/>
+          <w:left w:val="nil"/>
+          <w:bottom w:val="nil"/>
+          <w:right w:val="nil"/>
+          <w:between w:val="nil"/>
+        </w:pBdr>
+        <w:spacing w:after="0"/>
+      </w:pPr>
+      <w:proofErr w:type="spellStart"/>
+      <w:r>
+        <w:rPr>
+          <w:color w:val="000000"/>
+        </w:rPr>
+        <w:t>Update_sub_tree</w:t>
+      </w:r>
+      <w:proofErr w:type="spellEnd"/>
+    </w:p>
+    <w:p>
+      <w:pPr>
+        <w:numPr>
+          <w:ilvl w:val="0"/>
+          <w:numId w:val="3"/>
+        </w:numPr>
+        <w:pBdr>
+          <w:top w:val="nil"/>
+          <w:left w:val="nil"/>
+          <w:bottom w:val="nil"/>
+          <w:right w:val="nil"/>
+          <w:between w:val="nil"/>
+        </w:pBdr>
+        <w:spacing w:after="0"/>
+      </w:pPr>
+      <w:proofErr w:type="spellStart"/>
+      <w:r>
+        <w:rPr>
+          <w:color w:val="000000"/>
+        </w:rPr>
+        <w:t>Delete_node</w:t>
+      </w:r>
+      <w:proofErr w:type="spellEnd"/>
+    </w:p>
+    <w:p>
+      <w:pPr>
+        <w:numPr>
+          <w:ilvl w:val="0"/>
+          <w:numId w:val="3"/>
+        </w:numPr>
+        <w:pBdr>
+          <w:top w:val="nil"/>
+          <w:left w:val="nil"/>
+          <w:bottom w:val="nil"/>
+          <w:right w:val="nil"/>
+          <w:between w:val="nil"/>
+        </w:pBdr>
+        <w:spacing w:after="0"/>
+      </w:pPr>
+      <w:proofErr w:type="spellStart"/>
+      <w:r>
+        <w:rPr>
+          <w:color w:val="000000"/>
+        </w:rPr>
+        <w:t>Fix_tree</w:t>
+      </w:r>
+      <w:proofErr w:type="spellEnd"/>
+    </w:p>
+    <w:p>
+      <w:pPr>
+        <w:numPr>
+          <w:ilvl w:val="0"/>
+          <w:numId w:val="3"/>
+        </w:numPr>
+        <w:pBdr>
+          <w:top w:val="nil"/>
+          <w:left w:val="nil"/>
+          <w:bottom w:val="nil"/>
+          <w:right w:val="nil"/>
+          <w:between w:val="nil"/>
+        </w:pBdr>
+        <w:spacing w:after="0"/>
+      </w:pPr>
+      <w:r>
+        <w:rPr>
+          <w:color w:val="000000"/>
+        </w:rPr>
+        <w:t>Rotation</w:t>
+      </w:r>
+    </w:p>
+    <w:p>
+      <w:pPr>
+        <w:numPr>
+          <w:ilvl w:val="0"/>
+          <w:numId w:val="3"/>
+        </w:numPr>
+        <w:pBdr>
+          <w:top w:val="nil"/>
+          <w:left w:val="nil"/>
+          <w:bottom w:val="nil"/>
+          <w:right w:val="nil"/>
+          <w:between w:val="nil"/>
+        </w:pBdr>
+        <w:spacing w:after="0"/>
+        <w:jc w:val="both"/>
+      </w:pPr>
+      <w:proofErr w:type="spellStart"/>
+      <w:r>
+        <w:t>to_array</w:t>
+      </w:r>
+      <w:proofErr w:type="spellEnd"/>
+    </w:p>
+    <w:p>
+      <w:pPr>
+        <w:pBdr>
+          <w:top w:val="nil"/>
+          <w:left w:val="nil"/>
+          <w:bottom w:val="nil"/>
+          <w:right w:val="nil"/>
+          <w:between w:val="nil"/>
+        </w:pBdr>
+        <w:spacing w:after="0"/>
+        <w:jc w:val="both"/>
+        <w:rPr>
+          <w:rtl/>
+        </w:rPr>
+      </w:pPr>
+    </w:p>
+    <w:p>
+      <w:pPr>
+        <w:pBdr>
+          <w:top w:val="nil"/>
+          <w:left w:val="nil"/>
+          <w:bottom w:val="nil"/>
+          <w:right w:val="nil"/>
+          <w:between w:val="nil"/>
+        </w:pBdr>
+        <w:spacing w:after="0"/>
+        <w:jc w:val="both"/>
+      </w:pPr>
+    </w:p>
+    <w:p>
+      <w:pPr>
+        <w:pBdr>
+          <w:top w:val="nil"/>
+          <w:left w:val="nil"/>
+          <w:bottom w:val="nil"/>
+          <w:right w:val="nil"/>
+          <w:between w:val="nil"/>
+        </w:pBdr>
+        <w:spacing w:after="0"/>
+        <w:ind w:left="720"/>
+        <w:jc w:val="both"/>
+      </w:pPr>
+    </w:p>
+    <w:p>
+      <w:pPr>
+        <w:rPr>
+          <w:b/>
+          <w:sz w:val="24"/>
+          <w:szCs w:val="24"/>
+          <w:u w:val="single"/>
+        </w:rPr>
+      </w:pPr>
+      <w:r>
+        <w:rPr>
+          <w:b/>
+          <w:sz w:val="24"/>
+          <w:szCs w:val="24"/>
+          <w:u w:val="single"/>
+          <w:rtl/>
+        </w:rPr>
+        <w:t>תיאור הפונקציות וניתוח סיבוכיות זמן הריצה שלהם:</w:t>
+      </w:r>
+    </w:p>
+    <w:p>
+      <w:pPr>
         <w:numPr>
           <w:ilvl w:val="0"/>
           <w:numId w:val="1"/>
         </w:numPr>
-      </w:pPr>
+        <w:pBdr>
+          <w:top w:val="nil"/>
+          <w:left w:val="nil"/>
+          <w:bottom w:val="nil"/>
+          <w:right w:val="nil"/>
+          <w:between w:val="nil"/>
+        </w:pBdr>
+        <w:spacing w:after="0"/>
+        <w:rPr>
+          <w:b/>
+        </w:rPr>
+      </w:pPr>
+      <w:r>
+        <w:rPr>
+          <w:b/>
+          <w:color w:val="000000"/>
+          <w:rtl/>
+        </w:rPr>
+        <w:t xml:space="preserve">הפונקציה </w:t>
+      </w:r>
+      <w:r>
+        <w:rPr>
+          <w:b/>
+          <w:color w:val="000000"/>
+        </w:rPr>
+        <w:t>Search</w:t>
+      </w:r>
+      <w:r>
+        <w:rPr>
+          <w:b/>
+          <w:color w:val="000000"/>
+          <w:rtl/>
+        </w:rPr>
+        <w:t xml:space="preserve"> – </w:t>
+      </w:r>
+    </w:p>
+    <w:p>
+      <w:pPr>
+        <w:pBdr>
+          <w:top w:val="nil"/>
+          <w:left w:val="nil"/>
+          <w:bottom w:val="nil"/>
+          <w:right w:val="nil"/>
+          <w:between w:val="nil"/>
+        </w:pBdr>
+        <w:spacing w:after="0"/>
+        <w:ind w:left="720"/>
+        <w:rPr>
+          <w:color w:val="000000"/>
+        </w:rPr>
+      </w:pPr>
+      <w:r>
+        <w:rPr>
+          <w:color w:val="000000"/>
+          <w:rtl/>
+        </w:rPr>
+        <w:t xml:space="preserve">הפונקציה מקבלת מפתח </w:t>
+      </w:r>
+      <w:r>
+        <w:rPr>
+          <w:color w:val="000000"/>
+        </w:rPr>
+        <w:t>k</w:t>
+      </w:r>
+      <w:r>
+        <w:rPr>
+          <w:color w:val="000000"/>
+          <w:rtl/>
+        </w:rPr>
+        <w:t xml:space="preserve"> ומחזירה את הצומת בעץ שמכילה מפתח זה, אם קיימת, אחרת מחזירה </w:t>
+      </w:r>
+      <w:r>
+        <w:rPr>
+          <w:color w:val="000000"/>
+        </w:rPr>
+        <w:t>None</w:t>
+      </w:r>
+      <w:r>
+        <w:t xml:space="preserve">, </w:t>
+      </w:r>
+      <w:r>
+        <w:rPr>
+          <w:color w:val="000000"/>
+          <w:rtl/>
+        </w:rPr>
+        <w:t xml:space="preserve">הפונקציה מבצעת חיפוש בינארי על העץ לחיפוש המפתח הנתון </w:t>
+      </w:r>
+      <w:r>
+        <w:rPr>
+          <w:rtl/>
+        </w:rPr>
+        <w:t>← (</w:t>
+      </w:r>
+      <w:r>
+        <w:t>O(</w:t>
+      </w:r>
+      <w:proofErr w:type="spellStart"/>
+      <w:r>
+        <w:t>logn</w:t>
+      </w:r>
+      <w:proofErr w:type="spellEnd"/>
+    </w:p>
+    <w:p>
+      <w:pPr>
+        <w:pBdr>
+          <w:top w:val="nil"/>
+          <w:left w:val="nil"/>
+          <w:bottom w:val="nil"/>
+          <w:right w:val="nil"/>
+          <w:between w:val="nil"/>
+        </w:pBdr>
+        <w:spacing w:after="0"/>
+        <w:rPr>
+          <w:rtl/>
+        </w:rPr>
+      </w:pPr>
+    </w:p>
+    <w:p>
+      <w:pPr>
+        <w:pBdr>
+          <w:top w:val="nil"/>
+          <w:left w:val="nil"/>
+          <w:bottom w:val="nil"/>
+          <w:right w:val="nil"/>
+          <w:between w:val="nil"/>
+        </w:pBdr>
+        <w:spacing w:after="0"/>
+      </w:pPr>
+    </w:p>
+    <w:p>
+      <w:pPr>
+        <w:numPr>
+          <w:ilvl w:val="0"/>
+          <w:numId w:val="1"/>
+        </w:numPr>
+        <w:pBdr>
+          <w:top w:val="nil"/>
+          <w:left w:val="nil"/>
+          <w:bottom w:val="nil"/>
+          <w:right w:val="nil"/>
+          <w:between w:val="nil"/>
+        </w:pBdr>
+        <w:spacing w:after="0"/>
+      </w:pPr>
+      <w:r>
+        <w:rPr>
+          <w:b/>
+          <w:color w:val="000000"/>
+          <w:rtl/>
+        </w:rPr>
+        <w:t xml:space="preserve">הפונקציה </w:t>
+      </w:r>
+      <w:r>
+        <w:rPr>
+          <w:b/>
+          <w:color w:val="000000"/>
+        </w:rPr>
+        <w:t xml:space="preserve">Insert </w:t>
+      </w:r>
       <w:r>
         <w:rPr>
           <w:rFonts w:hint="cs"/>
-          <w:rtl/>
-        </w:rPr>
-        <w:t>מימוש ספירת המספר החילופים: בסוף כל חיפוש של מקום ההכנסה של הצומת החדש</w:t>
+          <w:b/>
+          <w:color w:val="000000"/>
+          <w:rtl/>
+        </w:rPr>
+        <w:t xml:space="preserve"> </w:t>
+      </w:r>
+      <w:r>
+        <w:rPr>
+          <w:b/>
+          <w:color w:val="000000"/>
+          <w:rtl/>
+        </w:rPr>
+        <w:t>–</w:t>
       </w:r>
       <w:r>
         <w:rPr>
           <w:rFonts w:hint="cs"/>
+          <w:b/>
+          <w:color w:val="000000"/>
           <w:rtl/>
         </w:rPr>
         <w:t xml:space="preserve"> </w:t>
       </w:r>
       <w:r>
         <w:rPr>
+          <w:b/>
+          <w:color w:val="000000"/>
+        </w:rPr>
+        <w:t xml:space="preserve">  </w:t>
+      </w:r>
+    </w:p>
+    <w:p>
+      <w:pPr>
+        <w:pBdr>
+          <w:top w:val="nil"/>
+          <w:left w:val="nil"/>
+          <w:bottom w:val="nil"/>
+          <w:right w:val="nil"/>
+          <w:between w:val="nil"/>
+        </w:pBdr>
+        <w:spacing w:after="0"/>
+        <w:ind w:left="720"/>
+      </w:pPr>
+      <w:r>
+        <w:rPr>
+          <w:rtl/>
+        </w:rPr>
+        <w:t xml:space="preserve">הפונקציה </w:t>
+      </w:r>
+      <w:r>
+        <w:rPr>
+          <w:color w:val="000000"/>
+          <w:rtl/>
+        </w:rPr>
+        <w:t>מקבלת כקל</w:t>
+      </w:r>
+      <w:r>
+        <w:rPr>
+          <w:rtl/>
+        </w:rPr>
+        <w:t xml:space="preserve">ט </w:t>
+      </w:r>
+      <w:r>
+        <w:rPr>
+          <w:color w:val="000000"/>
+          <w:rtl/>
+        </w:rPr>
+        <w:t>מפתח וערך</w:t>
+      </w:r>
+      <w:r>
+        <w:rPr>
+          <w:rtl/>
+        </w:rPr>
+        <w:t>. מייצרת צומת חדשה עם 2 בנים - צמתי דמה ומכניסה אותה תחילה כעלה (בעזרת חיפוש בינארי על מקום הכנסה</w:t>
+      </w:r>
+      <w:r>
+        <w:rPr>
+          <w:rtl/>
+        </w:rPr>
+        <w:t>← (</w:t>
+      </w:r>
+      <w:r>
+        <w:t>O(</w:t>
+      </w:r>
+      <w:proofErr w:type="spellStart"/>
+      <w:r>
+        <w:t>logn</w:t>
+      </w:r>
+      <w:proofErr w:type="spellEnd"/>
+    </w:p>
+    <w:p>
+      <w:pPr>
+        <w:pBdr>
+          <w:top w:val="nil"/>
+          <w:left w:val="nil"/>
+          <w:bottom w:val="nil"/>
+          <w:right w:val="nil"/>
+          <w:between w:val="nil"/>
+        </w:pBdr>
+        <w:spacing w:after="0"/>
+        <w:ind w:left="720"/>
+      </w:pPr>
+      <w:r>
+        <w:rPr>
+          <w:rtl/>
+        </w:rPr>
+        <w:t xml:space="preserve">לאחר הכנסת הצומת, נקראת הפונקציה </w:t>
+      </w:r>
+      <w:proofErr w:type="spellStart"/>
+      <w:r>
+        <w:t>fix_tree</w:t>
+      </w:r>
+      <w:proofErr w:type="spellEnd"/>
+      <w:r>
+        <w:rPr>
+          <w:rtl/>
+        </w:rPr>
+        <w:t xml:space="preserve"> שמטרתה לעדכן ולאזן את העץ בעזרת קריאות לפונקציה </w:t>
+      </w:r>
+      <w:r>
+        <w:t>rotation</w:t>
+      </w:r>
+      <w:r>
+        <w:rPr>
+          <w:rtl/>
+        </w:rPr>
+        <w:t xml:space="preserve"> במידת הצורך. </w:t>
+      </w:r>
+      <w:r>
+        <w:rPr>
+          <w:b/>
+          <w:rtl/>
+        </w:rPr>
+        <w:t xml:space="preserve">תיעוד לפונקציות </w:t>
+      </w:r>
+      <w:proofErr w:type="spellStart"/>
+      <w:r>
+        <w:rPr>
+          <w:b/>
+        </w:rPr>
+        <w:t>fix_Tree</w:t>
+      </w:r>
+      <w:proofErr w:type="spellEnd"/>
+      <w:r>
+        <w:rPr>
+          <w:b/>
+        </w:rPr>
+        <w:t>, rotation</w:t>
+      </w:r>
+      <w:r>
+        <w:rPr>
+          <w:b/>
+          <w:rtl/>
+        </w:rPr>
+        <w:t xml:space="preserve"> נמצא בהמשך (סעיף 9).</w:t>
+      </w:r>
+    </w:p>
+    <w:p>
+      <w:pPr>
+        <w:pBdr>
+          <w:top w:val="nil"/>
+          <w:left w:val="nil"/>
+          <w:bottom w:val="nil"/>
+          <w:right w:val="nil"/>
+          <w:between w:val="nil"/>
+        </w:pBdr>
+        <w:spacing w:after="0"/>
+        <w:ind w:left="720"/>
+      </w:pPr>
+      <w:r>
+        <w:rPr>
+          <w:rtl/>
+        </w:rPr>
+        <w:t xml:space="preserve">ראינו בהרצאה שבפעולת הכנסה נדרשת פעולת איזון אחת לכל היותר </w:t>
+      </w:r>
+      <w:r>
+        <w:rPr>
+          <w:rtl/>
+        </w:rPr>
+        <w:t>← (</w:t>
+      </w:r>
+      <w:r>
+        <w:t>O(</w:t>
+      </w:r>
+      <w:proofErr w:type="spellStart"/>
+      <w:r>
+        <w:t>logn</w:t>
+      </w:r>
+      <w:proofErr w:type="spellEnd"/>
+    </w:p>
+    <w:p>
+      <w:pPr>
+        <w:pBdr>
+          <w:top w:val="nil"/>
+          <w:left w:val="nil"/>
+          <w:bottom w:val="nil"/>
+          <w:right w:val="nil"/>
+          <w:between w:val="nil"/>
+        </w:pBdr>
+        <w:spacing w:after="0"/>
+        <w:ind w:left="720"/>
+      </w:pPr>
+      <w:r>
+        <w:rPr>
+          <w:rtl/>
+        </w:rPr>
+        <w:t>סה"כ ביצענו שתי פעולות ב (</w:t>
+      </w:r>
+      <w:r>
+        <w:t>O(</w:t>
+      </w:r>
+      <w:proofErr w:type="spellStart"/>
+      <w:r>
+        <w:t>logn</w:t>
+      </w:r>
+      <w:proofErr w:type="spellEnd"/>
+      <w:r>
+        <w:rPr>
+          <w:rtl/>
+        </w:rPr>
+        <w:t xml:space="preserve"> ולכן הסיבוכיות הכוללת היא (</w:t>
+      </w:r>
+      <w:r>
+        <w:t>O(</w:t>
+      </w:r>
+      <w:proofErr w:type="spellStart"/>
+      <w:r>
+        <w:t>logn</w:t>
+      </w:r>
+      <w:proofErr w:type="spellEnd"/>
+      <w:r>
+        <w:rPr>
+          <w:rtl/>
+        </w:rPr>
+        <w:t>.</w:t>
+      </w:r>
+    </w:p>
+    <w:p>
+      <w:pPr>
+        <w:pBdr>
+          <w:top w:val="nil"/>
+          <w:left w:val="nil"/>
+          <w:bottom w:val="nil"/>
+          <w:right w:val="nil"/>
+          <w:between w:val="nil"/>
+        </w:pBdr>
+        <w:spacing w:after="0"/>
+        <w:ind w:left="1440"/>
+      </w:pPr>
+    </w:p>
+    <w:p>
+      <w:pPr>
+        <w:numPr>
+          <w:ilvl w:val="0"/>
+          <w:numId w:val="1"/>
+        </w:numPr>
+        <w:pBdr>
+          <w:top w:val="nil"/>
+          <w:left w:val="nil"/>
+          <w:bottom w:val="nil"/>
+          <w:right w:val="nil"/>
+          <w:between w:val="nil"/>
+        </w:pBdr>
+        <w:spacing w:after="0"/>
+        <w:rPr>
+          <w:b/>
+        </w:rPr>
+      </w:pPr>
+      <w:r>
+        <w:rPr>
+          <w:b/>
+          <w:color w:val="000000"/>
+          <w:rtl/>
+        </w:rPr>
+        <w:t xml:space="preserve">הפונקציה </w:t>
+      </w:r>
+      <w:r>
+        <w:rPr>
+          <w:b/>
+          <w:color w:val="000000"/>
+        </w:rPr>
+        <w:t>delete</w:t>
+      </w:r>
+      <w:r>
+        <w:rPr>
+          <w:b/>
+          <w:color w:val="000000"/>
+          <w:rtl/>
+        </w:rPr>
+        <w:t xml:space="preserve"> – </w:t>
+      </w:r>
+    </w:p>
+    <w:p>
+      <w:pPr>
+        <w:pBdr>
+          <w:top w:val="nil"/>
+          <w:left w:val="nil"/>
+          <w:bottom w:val="nil"/>
+          <w:right w:val="nil"/>
+          <w:between w:val="nil"/>
+        </w:pBdr>
+        <w:spacing w:after="0"/>
+        <w:ind w:left="720"/>
+      </w:pPr>
+      <w:r>
+        <w:rPr>
+          <w:rtl/>
+        </w:rPr>
+        <w:t xml:space="preserve">מקבלת צומת למחיקה ובודקת כמה ילדים אם בכלל יש לו. בהתאם לכמות הילדים הצומת נמחק ע"י עיקוף הצומת או החלפתו עם העוקב שלו בעץ. לשם כך הפונקציה מופרדת ל2 מקרים ובהתאם קוראת לפונקציה </w:t>
+      </w:r>
+      <w:proofErr w:type="spellStart"/>
+      <w:r>
+        <w:t>Delete_node</w:t>
+      </w:r>
+      <w:proofErr w:type="spellEnd"/>
+      <w:r>
+        <w:rPr>
+          <w:rtl/>
+        </w:rPr>
+        <w:t xml:space="preserve"> עם האב של הצומת שעתיד </w:t>
+      </w:r>
+      <w:proofErr w:type="spellStart"/>
+      <w:r>
+        <w:rPr>
+          <w:rtl/>
+        </w:rPr>
+        <w:t>להמחק</w:t>
+      </w:r>
+      <w:proofErr w:type="spellEnd"/>
+      <w:r>
+        <w:rPr>
+          <w:rtl/>
+        </w:rPr>
+        <w:t xml:space="preserve"> והצומת. </w:t>
+      </w:r>
+    </w:p>
+    <w:p>
+      <w:pPr>
+        <w:pBdr>
+          <w:top w:val="nil"/>
+          <w:left w:val="nil"/>
+          <w:bottom w:val="nil"/>
+          <w:right w:val="nil"/>
+          <w:between w:val="nil"/>
+        </w:pBdr>
+        <w:spacing w:after="0"/>
+        <w:ind w:left="720"/>
+        <w:rPr>
+          <w:b/>
+        </w:rPr>
+      </w:pPr>
+      <w:r>
+        <w:rPr>
+          <w:rtl/>
+        </w:rPr>
+        <w:t xml:space="preserve">במקרה ולצומת יש 2 ילדים, נחליף אותו בעוקב שלו ונעדכן את תת העץ בעזרת קריאה לפונקציה </w:t>
+      </w:r>
+      <w:proofErr w:type="spellStart"/>
+      <w:r>
+        <w:t>update_sub_tree</w:t>
+      </w:r>
+      <w:proofErr w:type="spellEnd"/>
+      <w:r>
+        <w:rPr>
+          <w:rtl/>
+        </w:rPr>
+        <w:t xml:space="preserve">, הלוקחת </w:t>
+      </w:r>
+      <w:r>
+        <w:t>O</w:t>
+      </w:r>
+      <w:r>
+        <w:rPr>
+          <w:rtl/>
+        </w:rPr>
+        <w:t xml:space="preserve">(1( . </w:t>
+      </w:r>
+      <w:r>
+        <w:rPr>
+          <w:b/>
+          <w:rtl/>
+        </w:rPr>
+        <w:t>תיעוד לפונקציה נמצא בהמשך (סעיף 8)</w:t>
+      </w:r>
+    </w:p>
+    <w:p>
+      <w:pPr>
+        <w:numPr>
+          <w:ilvl w:val="1"/>
+          <w:numId w:val="1"/>
+        </w:numPr>
+        <w:pBdr>
+          <w:top w:val="nil"/>
+          <w:left w:val="nil"/>
+          <w:bottom w:val="nil"/>
+          <w:right w:val="nil"/>
+          <w:between w:val="nil"/>
+        </w:pBdr>
+        <w:spacing w:after="0"/>
+        <w:rPr>
+          <w:b/>
+        </w:rPr>
+      </w:pPr>
+      <w:r>
+        <w:rPr>
+          <w:b/>
+          <w:rtl/>
+        </w:rPr>
+        <w:t xml:space="preserve">הפונקציה </w:t>
+      </w:r>
+      <w:proofErr w:type="spellStart"/>
+      <w:r>
+        <w:rPr>
+          <w:b/>
+        </w:rPr>
+        <w:t>Delete_node</w:t>
+      </w:r>
+      <w:proofErr w:type="spellEnd"/>
+      <w:r>
+        <w:rPr>
+          <w:b/>
+          <w:rtl/>
+        </w:rPr>
+        <w:t xml:space="preserve"> - </w:t>
+      </w:r>
+    </w:p>
+    <w:p>
+      <w:pPr>
+        <w:pBdr>
+          <w:top w:val="nil"/>
+          <w:left w:val="nil"/>
+          <w:bottom w:val="nil"/>
+          <w:right w:val="nil"/>
+          <w:between w:val="nil"/>
+        </w:pBdr>
+        <w:spacing w:after="0"/>
+        <w:ind w:left="1440"/>
+      </w:pPr>
+      <w:r>
+        <w:rPr>
+          <w:rtl/>
+        </w:rPr>
+        <w:t>הפונקציה מקבלת הורה וצומת, מבצעת את מחיקת הצומת שהתקבלה ועדכון שדות ההורה מצביע לבן חדש בהתאם למקרה, גודל תת העץ וגובה.</w:t>
+      </w:r>
+      <w:r>
+        <w:rPr>
           <w:rFonts w:hint="cs"/>
           <w:rtl/>
         </w:rPr>
-        <w:t>שמנו לב כי</w:t>
+        <w:t xml:space="preserve"> </w:t>
+      </w:r>
+      <w:r>
+        <w:rPr>
+          <w:rtl/>
+        </w:rPr>
+        <w:t>←</w:t>
       </w:r>
       <w:r>
         <w:rPr>
           <w:rFonts w:hint="cs"/>
           <w:rtl/>
         </w:rPr>
-        <w:t xml:space="preserve"> עבור הכנסה משמאל צריך לעשות הזזה של כל האיברים שה</w:t>
-      </w:r>
-      <w:r>
+        <w:t>(1)</w:t>
+      </w:r>
+      <w:r>
+        <w:t>O</w:t>
+      </w:r>
+    </w:p>
+    <w:p>
+      <w:pPr>
+        <w:pBdr>
+          <w:top w:val="nil"/>
+          <w:left w:val="nil"/>
+          <w:bottom w:val="nil"/>
+          <w:right w:val="nil"/>
+          <w:between w:val="nil"/>
+        </w:pBdr>
+        <w:spacing w:after="0"/>
+        <w:ind w:left="1440"/>
+      </w:pPr>
+      <w:proofErr w:type="spellStart"/>
+      <w:r>
+        <w:t>Delete_node</w:t>
+      </w:r>
+      <w:proofErr w:type="spellEnd"/>
+      <w:r>
+        <w:rPr>
+          <w:rtl/>
+        </w:rPr>
+        <w:t xml:space="preserve"> קוראת ל</w:t>
+      </w:r>
+      <w:proofErr w:type="spellStart"/>
+      <w:r>
+        <w:t>Fix_tree</w:t>
+      </w:r>
+      <w:proofErr w:type="spellEnd"/>
+      <w:r>
+        <w:rPr>
+          <w:rtl/>
+        </w:rPr>
+        <w:t>.</w:t>
+      </w:r>
+    </w:p>
+    <w:p>
+      <w:pPr>
+        <w:pBdr>
+          <w:top w:val="nil"/>
+          <w:left w:val="nil"/>
+          <w:bottom w:val="nil"/>
+          <w:right w:val="nil"/>
+          <w:between w:val="nil"/>
+        </w:pBdr>
+        <w:spacing w:after="0"/>
+        <w:ind w:left="1440"/>
+      </w:pPr>
+      <w:r>
+        <w:rPr>
+          <w:rtl/>
+        </w:rPr>
+        <w:t xml:space="preserve">לכל היותר מתבצעות  </w:t>
+      </w:r>
+      <w:r>
+        <w:t>log n</w:t>
+      </w:r>
+      <w:r>
+        <w:rPr>
+          <w:rtl/>
+        </w:rPr>
+        <w:t xml:space="preserve"> קריאות לפונקציה </w:t>
+      </w:r>
+      <w:r>
+        <w:t>rotation</w:t>
+      </w:r>
+      <w:r>
+        <w:rPr>
+          <w:rtl/>
+        </w:rPr>
+        <w:t xml:space="preserve"> (במסלול מהשורש עד להורה של הצומת שנמחק). כל רוטציה היא </w:t>
+      </w:r>
+      <w:r>
+        <w:t>O</w:t>
+      </w:r>
+      <w:r>
+        <w:rPr>
+          <w:rtl/>
+        </w:rPr>
+        <w:t xml:space="preserve">(1 ולכן סה"כ סיבוכיות </w:t>
+      </w:r>
+      <w:r>
+        <w:rPr>
+          <w:rtl/>
+        </w:rPr>
+        <w:t>←</w:t>
+      </w:r>
+      <w:r>
+        <w:rPr>
+          <w:rtl/>
+        </w:rPr>
+        <w:t xml:space="preserve"> (</w:t>
+      </w:r>
+      <w:r>
+        <w:t>O(</w:t>
+      </w:r>
+      <w:proofErr w:type="spellStart"/>
+      <w:r>
+        <w:t>logn</w:t>
+      </w:r>
+      <w:proofErr w:type="spellEnd"/>
+      <w:r>
+        <w:rPr>
+          <w:rtl/>
+        </w:rPr>
+        <w:t>.</w:t>
+      </w:r>
+    </w:p>
+    <w:p>
+      <w:pPr>
+        <w:pBdr>
+          <w:top w:val="nil"/>
+          <w:left w:val="nil"/>
+          <w:bottom w:val="nil"/>
+          <w:right w:val="nil"/>
+          <w:between w:val="nil"/>
+        </w:pBdr>
+        <w:spacing w:after="0"/>
+        <w:ind w:left="1440"/>
+        <w:rPr>
+          <w:b/>
+        </w:rPr>
+      </w:pPr>
+      <w:r>
+        <w:rPr>
+          <w:b/>
+          <w:rtl/>
+        </w:rPr>
+        <w:t xml:space="preserve">תיעוד לפונקציות </w:t>
+      </w:r>
+      <w:proofErr w:type="spellStart"/>
+      <w:r>
+        <w:rPr>
+          <w:b/>
+        </w:rPr>
+        <w:t>fix_Tree</w:t>
+      </w:r>
+      <w:proofErr w:type="spellEnd"/>
+      <w:r>
+        <w:rPr>
+          <w:b/>
+        </w:rPr>
+        <w:t>, rotation</w:t>
+      </w:r>
+      <w:r>
+        <w:rPr>
+          <w:b/>
+          <w:rtl/>
+        </w:rPr>
+        <w:t xml:space="preserve"> נמצא בהמשך (סעיף 9).</w:t>
+      </w:r>
+    </w:p>
+    <w:p>
+      <w:pPr>
+        <w:pBdr>
+          <w:top w:val="nil"/>
+          <w:left w:val="nil"/>
+          <w:bottom w:val="nil"/>
+          <w:right w:val="nil"/>
+          <w:between w:val="nil"/>
+        </w:pBdr>
+        <w:spacing w:after="0"/>
+      </w:pPr>
+      <w:r>
+        <w:rPr>
+          <w:b/>
+        </w:rPr>
+        <w:tab/>
+      </w:r>
+      <w:r>
+        <w:rPr>
+          <w:rtl/>
+        </w:rPr>
+        <w:t xml:space="preserve">סה"כ סיבוכיות של </w:t>
+      </w:r>
+      <w:r>
+        <w:t>delete</w:t>
+      </w:r>
+      <w:r>
+        <w:rPr>
+          <w:rFonts w:hint="cs"/>
+          <w:rtl/>
+        </w:rPr>
+        <w:t xml:space="preserve"> </w:t>
+      </w:r>
+      <w:r>
+        <w:rPr>
+          <w:rtl/>
+        </w:rPr>
+        <w:t>← (</w:t>
+      </w:r>
+      <w:r>
+        <w:t>O(</w:t>
+      </w:r>
+      <w:proofErr w:type="spellStart"/>
+      <w:r>
+        <w:t>logn</w:t>
+      </w:r>
+      <w:proofErr w:type="spellEnd"/>
+      <w:r>
+        <w:rPr>
+          <w:rtl/>
+        </w:rPr>
+        <w:t>.</w:t>
+      </w:r>
+    </w:p>
+    <w:p>
+      <w:pPr>
+        <w:pBdr>
+          <w:top w:val="nil"/>
+          <w:left w:val="nil"/>
+          <w:bottom w:val="nil"/>
+          <w:right w:val="nil"/>
+          <w:between w:val="nil"/>
+        </w:pBdr>
+        <w:spacing w:after="0"/>
+      </w:pPr>
+    </w:p>
+    <w:p>
+      <w:pPr>
+        <w:numPr>
+          <w:ilvl w:val="0"/>
+          <w:numId w:val="1"/>
+        </w:numPr>
+        <w:pBdr>
+          <w:top w:val="nil"/>
+          <w:left w:val="nil"/>
+          <w:bottom w:val="nil"/>
+          <w:right w:val="nil"/>
+          <w:between w:val="nil"/>
+        </w:pBdr>
+        <w:spacing w:after="0"/>
+        <w:rPr>
+          <w:b/>
+        </w:rPr>
+      </w:pPr>
+      <w:r>
+        <w:rPr>
+          <w:b/>
+          <w:color w:val="000000"/>
+          <w:rtl/>
+        </w:rPr>
+        <w:t xml:space="preserve">הפונקציה </w:t>
+      </w:r>
+      <w:proofErr w:type="spellStart"/>
+      <w:r>
+        <w:rPr>
+          <w:b/>
+          <w:color w:val="000000"/>
+        </w:rPr>
+        <w:t>avl_to_array</w:t>
+      </w:r>
+      <w:proofErr w:type="spellEnd"/>
+      <w:r>
+        <w:rPr>
+          <w:b/>
+          <w:color w:val="000000"/>
+          <w:rtl/>
+        </w:rPr>
+        <w:t xml:space="preserve"> – </w:t>
+      </w:r>
+    </w:p>
+    <w:p>
+      <w:pPr>
+        <w:pBdr>
+          <w:top w:val="nil"/>
+          <w:left w:val="nil"/>
+          <w:bottom w:val="nil"/>
+          <w:right w:val="nil"/>
+          <w:between w:val="nil"/>
+        </w:pBdr>
+        <w:spacing w:after="0"/>
+        <w:ind w:left="720"/>
+      </w:pPr>
+      <w:r>
+        <w:rPr>
+          <w:color w:val="000000"/>
+          <w:rtl/>
+        </w:rPr>
+        <w:t>הפונקציה לא מקבלת קלט, מאתחלת מערך ריק וקוראת לפו</w:t>
+      </w:r>
+      <w:r>
+        <w:rPr>
+          <w:rtl/>
+        </w:rPr>
+        <w:t xml:space="preserve">נקציה </w:t>
+      </w:r>
+      <w:proofErr w:type="spellStart"/>
+      <w:r>
+        <w:t>to_array</w:t>
+      </w:r>
+      <w:proofErr w:type="spellEnd"/>
+      <w:r>
+        <w:rPr>
+          <w:rtl/>
+        </w:rPr>
+        <w:t xml:space="preserve"> ומחזיר את המערך שנוצר.</w:t>
+      </w:r>
+    </w:p>
+    <w:p>
+      <w:pPr>
+        <w:numPr>
+          <w:ilvl w:val="1"/>
+          <w:numId w:val="1"/>
+        </w:numPr>
+        <w:pBdr>
+          <w:top w:val="nil"/>
+          <w:left w:val="nil"/>
+          <w:bottom w:val="nil"/>
+          <w:right w:val="nil"/>
+          <w:between w:val="nil"/>
+        </w:pBdr>
+        <w:spacing w:after="0"/>
+        <w:rPr>
+          <w:b/>
+        </w:rPr>
+      </w:pPr>
+      <w:r>
+        <w:rPr>
+          <w:b/>
+          <w:rtl/>
+        </w:rPr>
+        <w:t xml:space="preserve">הפונקציה </w:t>
+      </w:r>
+      <w:proofErr w:type="spellStart"/>
+      <w:r>
+        <w:rPr>
+          <w:b/>
+        </w:rPr>
+        <w:t>to_array</w:t>
+      </w:r>
+      <w:proofErr w:type="spellEnd"/>
+      <w:r>
+        <w:rPr>
+          <w:b/>
+          <w:rtl/>
+        </w:rPr>
+        <w:t xml:space="preserve"> </w:t>
+      </w:r>
+      <w:r>
+        <w:rPr>
+          <w:b/>
+          <w:color w:val="000000"/>
+          <w:rtl/>
+        </w:rPr>
+        <w:t>–</w:t>
+      </w:r>
+      <w:r>
+        <w:rPr>
+          <w:b/>
+          <w:rtl/>
+        </w:rPr>
+        <w:t xml:space="preserve"> </w:t>
+      </w:r>
+    </w:p>
+    <w:p>
+      <w:pPr>
+        <w:pBdr>
+          <w:top w:val="nil"/>
+          <w:left w:val="nil"/>
+          <w:bottom w:val="nil"/>
+          <w:right w:val="nil"/>
+          <w:between w:val="nil"/>
+        </w:pBdr>
+        <w:spacing w:after="0"/>
+        <w:ind w:left="1440"/>
+      </w:pPr>
+      <w:r>
+        <w:rPr>
+          <w:rtl/>
+        </w:rPr>
+        <w:t xml:space="preserve">הפונקציה מקבלת כקלט את שורש העץ ומערך ריק, ומבצעת סריקת </w:t>
+      </w:r>
+      <w:r>
+        <w:t>in-order</w:t>
+      </w:r>
+      <w:r>
+        <w:rPr>
+          <w:rtl/>
+        </w:rPr>
+        <w:t xml:space="preserve"> על כל המערך, בכל קריאה לפונקציה - מכניסים למערך </w:t>
+      </w:r>
+      <w:r>
+        <w:t>tuple</w:t>
+      </w:r>
+      <w:r>
+        <w:rPr>
+          <w:rtl/>
+        </w:rPr>
+        <w:t xml:space="preserve"> של (מפתח, ערך) עבור כל הצמתים, ולבסוף מוחזר מערך </w:t>
+      </w:r>
+      <w:proofErr w:type="spellStart"/>
+      <w:r>
+        <w:rPr>
+          <w:rtl/>
+        </w:rPr>
+        <w:t>ממויין</w:t>
+      </w:r>
+      <w:proofErr w:type="spellEnd"/>
+      <w:r>
+        <w:rPr>
+          <w:rtl/>
+        </w:rPr>
+        <w:t xml:space="preserve"> המייצג את העץ ←(</w:t>
+      </w:r>
+      <w:r>
+        <w:t>O(n</w:t>
+      </w:r>
+    </w:p>
+    <w:p>
+      <w:pPr>
+        <w:pBdr>
+          <w:top w:val="nil"/>
+          <w:left w:val="nil"/>
+          <w:bottom w:val="nil"/>
+          <w:right w:val="nil"/>
+          <w:between w:val="nil"/>
+        </w:pBdr>
+        <w:spacing w:after="0"/>
+        <w:ind w:left="1440"/>
+      </w:pPr>
+    </w:p>
+    <w:p>
+      <w:pPr>
+        <w:numPr>
+          <w:ilvl w:val="0"/>
+          <w:numId w:val="1"/>
+        </w:numPr>
+        <w:pBdr>
+          <w:top w:val="nil"/>
+          <w:left w:val="nil"/>
+          <w:bottom w:val="nil"/>
+          <w:right w:val="nil"/>
+          <w:between w:val="nil"/>
+        </w:pBdr>
+        <w:spacing w:after="0"/>
+      </w:pPr>
+      <w:r>
+        <w:rPr>
+          <w:b/>
+          <w:color w:val="000000"/>
+          <w:rtl/>
+        </w:rPr>
+        <w:t xml:space="preserve">הפונקציה </w:t>
+      </w:r>
+      <w:r>
+        <w:rPr>
+          <w:b/>
+          <w:color w:val="000000"/>
+        </w:rPr>
+        <w:t>size</w:t>
+      </w:r>
+      <w:r>
+        <w:rPr>
+          <w:b/>
+          <w:color w:val="000000"/>
+          <w:rtl/>
+        </w:rPr>
+        <w:t xml:space="preserve"> – </w:t>
+      </w:r>
+    </w:p>
+    <w:p>
+      <w:pPr>
+        <w:pBdr>
+          <w:top w:val="nil"/>
+          <w:left w:val="nil"/>
+          <w:bottom w:val="nil"/>
+          <w:right w:val="nil"/>
+          <w:between w:val="nil"/>
+        </w:pBdr>
+        <w:spacing w:after="0"/>
+        <w:ind w:left="720"/>
+      </w:pPr>
+      <w:r>
+        <w:rPr>
+          <w:rtl/>
+        </w:rPr>
+        <w:t xml:space="preserve">הפונקציה לא מקבלת קלט, </w:t>
+      </w:r>
+      <w:r>
+        <w:rPr>
+          <w:color w:val="000000"/>
+          <w:rtl/>
+        </w:rPr>
+        <w:t xml:space="preserve">מחזירה את </w:t>
+      </w:r>
+      <w:r>
+        <w:rPr>
+          <w:rtl/>
+        </w:rPr>
+        <w:t xml:space="preserve">גודל העץ בעזרת גישה לשדה גודל של שורש העץ </w:t>
+      </w:r>
+      <w:r>
+        <w:rPr>
+          <w:rtl/>
+        </w:rPr>
+        <w:t>←</w:t>
+      </w:r>
+      <w:r>
+        <w:rPr>
+          <w:rFonts w:hint="cs"/>
+          <w:rtl/>
+        </w:rPr>
+        <w:t>(1)</w:t>
+      </w:r>
+      <w:r>
+        <w:t>O</w:t>
+      </w:r>
+    </w:p>
+    <w:p>
+      <w:pPr>
+        <w:pBdr>
+          <w:top w:val="nil"/>
+          <w:left w:val="nil"/>
+          <w:bottom w:val="nil"/>
+          <w:right w:val="nil"/>
+          <w:between w:val="nil"/>
+        </w:pBdr>
+        <w:spacing w:after="0"/>
+        <w:ind w:left="720"/>
+      </w:pPr>
+    </w:p>
+    <w:p>
+      <w:pPr>
+        <w:numPr>
+          <w:ilvl w:val="0"/>
+          <w:numId w:val="1"/>
+        </w:numPr>
+        <w:pBdr>
+          <w:top w:val="nil"/>
+          <w:left w:val="nil"/>
+          <w:bottom w:val="nil"/>
+          <w:right w:val="nil"/>
+          <w:between w:val="nil"/>
+        </w:pBdr>
+        <w:spacing w:after="0"/>
+        <w:rPr>
+          <w:b/>
+        </w:rPr>
+      </w:pPr>
+      <w:r>
+        <w:rPr>
+          <w:b/>
+          <w:rtl/>
+        </w:rPr>
+        <w:t>הפונקציה</w:t>
+      </w:r>
+      <w:r>
+        <w:rPr>
+          <w:b/>
+          <w:color w:val="000000"/>
+        </w:rPr>
+        <w:t xml:space="preserve"> rank </w:t>
+      </w:r>
+      <w:r>
+        <w:rPr>
+          <w:b/>
+          <w:color w:val="000000"/>
+          <w:rtl/>
+        </w:rPr>
+        <w:t>–</w:t>
+      </w:r>
+    </w:p>
+    <w:p>
+      <w:pPr>
+        <w:pBdr>
+          <w:top w:val="nil"/>
+          <w:left w:val="nil"/>
+          <w:bottom w:val="nil"/>
+          <w:right w:val="nil"/>
+          <w:between w:val="nil"/>
+        </w:pBdr>
+        <w:spacing w:after="0"/>
+        <w:ind w:left="720"/>
+      </w:pPr>
+      <w:r>
+        <w:rPr>
+          <w:rtl/>
+        </w:rPr>
+        <w:t>הפונקציה מקבלת מצביע לצומת בעץ ומחזירה את הדרגה שלו. הפונקציה מחשבת את הדרגה ההתחלתית של הצומת לפי הדרגה של  בנו השמאלי, ועולה במעלה העץ תוך כדי עדכון הדרגה.</w:t>
+      </w:r>
+    </w:p>
+    <w:p>
+      <w:pPr>
+        <w:pBdr>
+          <w:top w:val="nil"/>
+          <w:left w:val="nil"/>
+          <w:bottom w:val="nil"/>
+          <w:right w:val="nil"/>
+          <w:between w:val="nil"/>
+        </w:pBdr>
+        <w:spacing w:after="0"/>
+        <w:ind w:left="720"/>
+      </w:pPr>
+      <w:r>
+        <w:rPr>
+          <w:rtl/>
+        </w:rPr>
+        <w:t>סה"כ בכל רמה ניגשים בודקים צומת אחת ← (</w:t>
+      </w:r>
+      <w:r>
+        <w:t>O(</w:t>
+      </w:r>
+      <w:proofErr w:type="spellStart"/>
+      <w:r>
+        <w:t>logn</w:t>
+      </w:r>
+      <w:proofErr w:type="spellEnd"/>
+      <w:r>
+        <w:rPr>
+          <w:rtl/>
+        </w:rPr>
+        <w:t>.</w:t>
+      </w:r>
+    </w:p>
+    <w:p>
+      <w:pPr>
+        <w:pBdr>
+          <w:top w:val="nil"/>
+          <w:left w:val="nil"/>
+          <w:bottom w:val="nil"/>
+          <w:right w:val="nil"/>
+          <w:between w:val="nil"/>
+        </w:pBdr>
+        <w:spacing w:after="0"/>
+        <w:ind w:left="720"/>
+        <w:rPr>
+          <w:rtl/>
+        </w:rPr>
+      </w:pPr>
+    </w:p>
+    <w:p>
+      <w:pPr>
+        <w:pBdr>
+          <w:top w:val="nil"/>
+          <w:left w:val="nil"/>
+          <w:bottom w:val="nil"/>
+          <w:right w:val="nil"/>
+          <w:between w:val="nil"/>
+        </w:pBdr>
+        <w:spacing w:after="0"/>
+        <w:ind w:left="720"/>
+        <w:rPr>
+          <w:rtl/>
+        </w:rPr>
+      </w:pPr>
+    </w:p>
+    <w:p>
+      <w:pPr>
+        <w:pBdr>
+          <w:top w:val="nil"/>
+          <w:left w:val="nil"/>
+          <w:bottom w:val="nil"/>
+          <w:right w:val="nil"/>
+          <w:between w:val="nil"/>
+        </w:pBdr>
+        <w:spacing w:after="0"/>
+        <w:ind w:left="720"/>
+        <w:rPr>
+          <w:rtl/>
+        </w:rPr>
+      </w:pPr>
+    </w:p>
+    <w:p>
+      <w:pPr>
+        <w:pBdr>
+          <w:top w:val="nil"/>
+          <w:left w:val="nil"/>
+          <w:bottom w:val="nil"/>
+          <w:right w:val="nil"/>
+          <w:between w:val="nil"/>
+        </w:pBdr>
+        <w:spacing w:after="0"/>
+        <w:ind w:left="720"/>
+      </w:pPr>
+    </w:p>
+    <w:p>
+      <w:pPr>
+        <w:numPr>
+          <w:ilvl w:val="0"/>
+          <w:numId w:val="1"/>
+        </w:numPr>
+        <w:pBdr>
+          <w:top w:val="nil"/>
+          <w:left w:val="nil"/>
+          <w:bottom w:val="nil"/>
+          <w:right w:val="nil"/>
+          <w:between w:val="nil"/>
+        </w:pBdr>
+        <w:spacing w:after="0"/>
+        <w:rPr>
+          <w:b/>
+        </w:rPr>
+      </w:pPr>
+      <w:r>
+        <w:rPr>
+          <w:b/>
+          <w:color w:val="000000"/>
+          <w:rtl/>
+        </w:rPr>
+        <w:t xml:space="preserve">הפונקציה </w:t>
+      </w:r>
+      <w:r>
+        <w:rPr>
+          <w:b/>
+          <w:color w:val="000000"/>
+        </w:rPr>
+        <w:t>select</w:t>
+      </w:r>
+      <w:r>
+        <w:rPr>
+          <w:rFonts w:hint="cs"/>
+          <w:b/>
+          <w:color w:val="000000"/>
+          <w:rtl/>
+        </w:rPr>
+        <w:t xml:space="preserve"> </w:t>
+      </w:r>
+      <w:r>
+        <w:rPr>
+          <w:b/>
+          <w:color w:val="000000"/>
+          <w:rtl/>
+        </w:rPr>
+        <w:t>–</w:t>
+      </w:r>
+      <w:r>
+        <w:rPr>
+          <w:b/>
+        </w:rPr>
+        <w:t xml:space="preserve"> </w:t>
+      </w:r>
+    </w:p>
+    <w:p>
+      <w:pPr>
+        <w:pBdr>
+          <w:top w:val="nil"/>
+          <w:left w:val="nil"/>
+          <w:bottom w:val="nil"/>
+          <w:right w:val="nil"/>
+          <w:between w:val="nil"/>
+        </w:pBdr>
+        <w:spacing w:after="0"/>
+        <w:ind w:left="720"/>
+      </w:pPr>
+      <w:r>
+        <w:rPr>
+          <w:rtl/>
+        </w:rPr>
+        <w:t xml:space="preserve">הפונקציה מקבלת כקלט מספר </w:t>
+      </w:r>
+      <w:proofErr w:type="spellStart"/>
+      <w:r>
+        <w:t>i</w:t>
+      </w:r>
+      <w:proofErr w:type="spellEnd"/>
+      <w:r>
+        <w:rPr>
+          <w:rtl/>
+        </w:rPr>
+        <w:t xml:space="preserve"> המייצג דרגה בעץ ומחזירה את הצומת בעץ שזוהי הדרגה שלה.</w:t>
+      </w:r>
+    </w:p>
+    <w:p>
+      <w:pPr>
+        <w:pBdr>
+          <w:top w:val="nil"/>
+          <w:left w:val="nil"/>
+          <w:bottom w:val="nil"/>
+          <w:right w:val="nil"/>
+          <w:between w:val="nil"/>
+        </w:pBdr>
+        <w:spacing w:after="0"/>
+        <w:ind w:left="720"/>
+      </w:pPr>
+      <w:r>
+        <w:rPr>
+          <w:rtl/>
+        </w:rPr>
+        <w:t>הפונקציה קוראת ל-</w:t>
+      </w:r>
+      <w:proofErr w:type="spellStart"/>
+      <w:r>
+        <w:t>select_rec</w:t>
+      </w:r>
+      <w:proofErr w:type="spellEnd"/>
+      <w:r>
+        <w:rPr>
+          <w:rtl/>
+        </w:rPr>
+        <w:t xml:space="preserve"> עם השורש ו-</w:t>
+      </w:r>
+      <w:proofErr w:type="spellStart"/>
+      <w:r>
+        <w:t>i</w:t>
+      </w:r>
+      <w:proofErr w:type="spellEnd"/>
+      <w:r>
+        <w:rPr>
+          <w:rtl/>
+        </w:rPr>
+        <w:t>, ומחזירה את התוצאה.</w:t>
+      </w:r>
+    </w:p>
+    <w:p>
+      <w:pPr>
+        <w:numPr>
+          <w:ilvl w:val="1"/>
+          <w:numId w:val="1"/>
+        </w:numPr>
+        <w:pBdr>
+          <w:top w:val="nil"/>
+          <w:left w:val="nil"/>
+          <w:bottom w:val="nil"/>
+          <w:right w:val="nil"/>
+          <w:between w:val="nil"/>
+        </w:pBdr>
+        <w:spacing w:after="0"/>
+        <w:rPr>
+          <w:b/>
+        </w:rPr>
+      </w:pPr>
+      <w:r>
+        <w:rPr>
+          <w:b/>
+          <w:rtl/>
+        </w:rPr>
+        <w:t xml:space="preserve">הפונקציה </w:t>
+      </w:r>
+      <w:proofErr w:type="spellStart"/>
+      <w:r>
+        <w:rPr>
+          <w:b/>
+        </w:rPr>
+        <w:t>select_rec</w:t>
+      </w:r>
+      <w:proofErr w:type="spellEnd"/>
+      <w:r>
+        <w:rPr>
+          <w:b/>
+          <w:rtl/>
+        </w:rPr>
+        <w:t xml:space="preserve"> </w:t>
+      </w:r>
+      <w:r>
+        <w:rPr>
+          <w:b/>
+          <w:color w:val="000000"/>
+          <w:rtl/>
+        </w:rPr>
+        <w:t>–</w:t>
+      </w:r>
+      <w:r>
+        <w:rPr>
+          <w:b/>
+          <w:rtl/>
+        </w:rPr>
+        <w:t xml:space="preserve"> </w:t>
+      </w:r>
+    </w:p>
+    <w:p>
+      <w:pPr>
+        <w:pBdr>
+          <w:top w:val="nil"/>
+          <w:left w:val="nil"/>
+          <w:bottom w:val="nil"/>
+          <w:right w:val="nil"/>
+          <w:between w:val="nil"/>
+        </w:pBdr>
+        <w:spacing w:after="0"/>
+        <w:ind w:left="1440"/>
+      </w:pPr>
+      <w:r>
+        <w:rPr>
+          <w:rtl/>
+        </w:rPr>
+        <w:t xml:space="preserve">הפונקציה היא פונקציה רקורסיבית המקבלת כקלט צומת ודרגה, בכל קריאה לפונקציה, מחושב הדרגה שלה(לפי שדה הגודל של הצומת), אם הצומת הנוכחית היא לא הרצויה, מתבצעת בדיקה הקובעת להמשיך לתת העץ הימני או השמאלי של הצומת הנוכחית. סה"כ מתבצעות </w:t>
+      </w:r>
+      <w:r>
+        <w:t>Logn</w:t>
+      </w:r>
+      <w:r>
+        <w:rPr>
+          <w:rtl/>
+        </w:rPr>
+        <w:t xml:space="preserve"> קריאות רקורסיביות ובכל קריאה לוקחת (</w:t>
+      </w:r>
+      <w:r>
+        <w:t>O</w:t>
+      </w:r>
+      <w:r>
+        <w:rPr>
+          <w:rtl/>
+        </w:rPr>
+        <w:t>(1 פעולות ← (</w:t>
+      </w:r>
+      <w:r>
+        <w:t>O(</w:t>
+      </w:r>
+      <w:proofErr w:type="spellStart"/>
+      <w:r>
+        <w:t>logn</w:t>
+      </w:r>
+      <w:proofErr w:type="spellEnd"/>
+      <w:r>
+        <w:rPr>
+          <w:rtl/>
+        </w:rPr>
+        <w:t xml:space="preserve"> </w:t>
+      </w:r>
+    </w:p>
+    <w:p>
+      <w:pPr>
+        <w:pBdr>
+          <w:top w:val="nil"/>
+          <w:left w:val="nil"/>
+          <w:bottom w:val="nil"/>
+          <w:right w:val="nil"/>
+          <w:between w:val="nil"/>
+        </w:pBdr>
+        <w:spacing w:after="0"/>
+      </w:pPr>
+      <w:r>
+        <w:rPr>
+          <w:rtl/>
+        </w:rPr>
+        <w:tab/>
+        <w:t>סה"כ ← (</w:t>
+      </w:r>
+      <w:r>
+        <w:t>O(</w:t>
+      </w:r>
+      <w:proofErr w:type="spellStart"/>
+      <w:r>
+        <w:t>logn</w:t>
+      </w:r>
+      <w:proofErr w:type="spellEnd"/>
+      <w:r>
+        <w:rPr>
+          <w:rtl/>
+        </w:rPr>
+        <w:t>.</w:t>
+      </w:r>
+    </w:p>
+    <w:p>
+      <w:pPr>
+        <w:pBdr>
+          <w:top w:val="nil"/>
+          <w:left w:val="nil"/>
+          <w:bottom w:val="nil"/>
+          <w:right w:val="nil"/>
+          <w:between w:val="nil"/>
+        </w:pBdr>
+        <w:spacing w:after="0"/>
+      </w:pPr>
+    </w:p>
+    <w:p>
+      <w:pPr>
+        <w:spacing w:after="0"/>
+      </w:pPr>
+    </w:p>
+    <w:p>
+      <w:pPr>
+        <w:numPr>
+          <w:ilvl w:val="0"/>
+          <w:numId w:val="1"/>
+        </w:numPr>
+        <w:spacing w:after="0"/>
+        <w:rPr>
+          <w:b/>
+        </w:rPr>
+      </w:pPr>
+      <w:r>
+        <w:rPr>
+          <w:b/>
+          <w:rtl/>
+        </w:rPr>
+        <w:t xml:space="preserve">הפונקציה </w:t>
+      </w:r>
+      <w:proofErr w:type="spellStart"/>
+      <w:r>
+        <w:rPr>
+          <w:b/>
+        </w:rPr>
+        <w:t>Update_sub_tree</w:t>
+      </w:r>
+      <w:proofErr w:type="spellEnd"/>
+      <w:r>
+        <w:rPr>
+          <w:b/>
+          <w:rtl/>
+        </w:rPr>
+        <w:t xml:space="preserve"> </w:t>
+      </w:r>
+      <w:r>
+        <w:rPr>
+          <w:b/>
+          <w:color w:val="000000"/>
+          <w:rtl/>
+        </w:rPr>
+        <w:t>–</w:t>
+      </w:r>
+    </w:p>
+    <w:p>
+      <w:pPr>
+        <w:spacing w:after="0"/>
+        <w:ind w:left="720"/>
+        <w:rPr>
+          <w:b/>
+        </w:rPr>
+      </w:pPr>
+      <w:r>
+        <w:rPr>
+          <w:rtl/>
+        </w:rPr>
+        <w:t xml:space="preserve">מקבלת צומת שתשמש כאב וצומת שתהיה בן. הפונקציה מעדכן את שדה האב של הצומת וצומת האב שקיבלנו ומעדכנת את הילד הימני או השמאלי תלוי במפתח להיות הצומת החדשה. כמו כן הפונקציה מעדכנת את שדות הגובה והגודל של האב והבן. </w:t>
+      </w:r>
+      <w:r>
+        <w:rPr>
+          <w:rtl/>
+        </w:rPr>
+        <w:t>←</w:t>
+      </w:r>
+      <w:r>
+        <w:rPr>
+          <w:rFonts w:hint="cs"/>
+          <w:rtl/>
+        </w:rPr>
+        <w:t>(1)</w:t>
+      </w:r>
+      <w:r>
+        <w:t>O</w:t>
+      </w:r>
+      <w:r>
+        <w:rPr>
+          <w:rtl/>
+        </w:rPr>
+        <w:t>.</w:t>
+      </w:r>
+    </w:p>
+    <w:p>
+      <w:pPr>
+        <w:spacing w:after="0"/>
+      </w:pPr>
+    </w:p>
+    <w:p>
+      <w:pPr>
+        <w:numPr>
+          <w:ilvl w:val="0"/>
+          <w:numId w:val="1"/>
+        </w:numPr>
+        <w:spacing w:after="0"/>
+        <w:rPr>
+          <w:b/>
+        </w:rPr>
+      </w:pPr>
+      <w:r>
+        <w:rPr>
+          <w:b/>
+          <w:rtl/>
+        </w:rPr>
+        <w:t xml:space="preserve">הפונקציה </w:t>
+      </w:r>
+      <w:proofErr w:type="spellStart"/>
+      <w:r>
+        <w:rPr>
+          <w:b/>
+        </w:rPr>
+        <w:t>Fix_tree</w:t>
+      </w:r>
+      <w:proofErr w:type="spellEnd"/>
+      <w:r>
+        <w:rPr>
+          <w:b/>
+          <w:rtl/>
+        </w:rPr>
+        <w:t xml:space="preserve"> </w:t>
+      </w:r>
+      <w:r>
+        <w:rPr>
+          <w:b/>
+          <w:color w:val="000000"/>
+          <w:rtl/>
+        </w:rPr>
+        <w:t>–</w:t>
+      </w:r>
+      <w:r>
+        <w:rPr>
+          <w:b/>
+          <w:rtl/>
+        </w:rPr>
+        <w:t xml:space="preserve"> </w:t>
+      </w:r>
+    </w:p>
+    <w:p>
+      <w:pPr>
+        <w:spacing w:after="0"/>
+        <w:ind w:left="720"/>
+      </w:pPr>
+      <w:r>
+        <w:rPr>
+          <w:rtl/>
+        </w:rPr>
+        <w:t xml:space="preserve"> מקבלת צומת אב של הצומת שהוכנס/נמחק ובודקת האם שונה ה</w:t>
+      </w:r>
+      <w:r>
+        <w:t>BL</w:t>
+      </w:r>
+      <w:r>
+        <w:rPr>
+          <w:rtl/>
+        </w:rPr>
+        <w:t xml:space="preserve"> שלו:</w:t>
+      </w:r>
+      <w:r>
+        <w:rPr>
+          <w:rtl/>
+        </w:rPr>
+        <w:br/>
+        <w:t>אם לא, עולים מעלה בעץ במסלול עד השורש ובודקים האם ישתנה ה</w:t>
+      </w:r>
+      <w:r>
+        <w:t>BL</w:t>
+      </w:r>
+      <w:r>
+        <w:rPr>
+          <w:rtl/>
+        </w:rPr>
+        <w:t xml:space="preserve"> ומעדכנים את גודל וגובה הצומת.</w:t>
+      </w:r>
+      <w:r>
+        <w:rPr>
+          <w:rtl/>
+        </w:rPr>
+        <w:br/>
+        <w:t xml:space="preserve">אם כן, נקרא לפונקציה </w:t>
+      </w:r>
+      <w:r>
+        <w:t>rotations</w:t>
+      </w:r>
+      <w:r>
+        <w:rPr>
+          <w:rtl/>
+        </w:rPr>
+        <w:t xml:space="preserve"> ונחזיר את מספר הרוטציות שנעשו בה.</w:t>
+      </w:r>
+    </w:p>
+    <w:p>
+      <w:pPr>
+        <w:spacing w:after="0"/>
+        <w:ind w:left="1440"/>
+        <w:rPr>
+          <w:b/>
+        </w:rPr>
+      </w:pPr>
+      <w:r>
+        <w:rPr>
+          <w:b/>
+          <w:rtl/>
+        </w:rPr>
+        <w:t xml:space="preserve">9.1. הפונקציה </w:t>
+      </w:r>
+      <w:r>
+        <w:rPr>
+          <w:b/>
+        </w:rPr>
+        <w:t>rotations</w:t>
+      </w:r>
+      <w:r>
+        <w:rPr>
+          <w:b/>
+          <w:rtl/>
+        </w:rPr>
+        <w:t xml:space="preserve"> </w:t>
+      </w:r>
+      <w:r>
+        <w:rPr>
+          <w:b/>
+          <w:color w:val="000000"/>
+          <w:rtl/>
+        </w:rPr>
+        <w:t>–</w:t>
+      </w:r>
+      <w:r>
+        <w:rPr>
+          <w:b/>
+          <w:rtl/>
+        </w:rPr>
+        <w:t xml:space="preserve"> </w:t>
+      </w:r>
+    </w:p>
+    <w:p>
+      <w:pPr>
+        <w:spacing w:after="0"/>
+        <w:ind w:left="1440"/>
+      </w:pPr>
+      <w:r>
+        <w:rPr>
+          <w:rtl/>
+        </w:rPr>
+        <w:t xml:space="preserve">הפונקציה מקבלת צומת אב של הצומת שמוחקים/מכניסים ומשתנה אופציונלי </w:t>
+      </w:r>
+      <w:r>
+        <w:t>rotate</w:t>
+      </w:r>
+      <w:r>
+        <w:rPr>
+          <w:rtl/>
+        </w:rPr>
+        <w:t xml:space="preserve"> שקובע איזה רוטציה תעשה. אם המשתנה ריק אז הפונקציה תחשב את סוג הרוטציה מתוך ה</w:t>
+      </w:r>
+      <w:r>
+        <w:t>BL</w:t>
+      </w:r>
+      <w:r>
+        <w:rPr>
+          <w:rtl/>
+        </w:rPr>
+        <w:t xml:space="preserve"> של האב: אם </w:t>
+      </w:r>
+      <w:r>
+        <w:t>BL</w:t>
+      </w:r>
+      <w:r>
+        <w:rPr>
+          <w:rtl/>
+        </w:rPr>
+        <w:t xml:space="preserve"> ==2 נבדוק איזה רוטציה לבצע לפי בן שמאלי אחרת לפי בן ימני.</w:t>
+      </w:r>
+      <w:r>
+        <w:rPr>
+          <w:rtl/>
+        </w:rPr>
+        <w:br/>
+        <w:t xml:space="preserve">פונקציה כוללת </w:t>
+      </w:r>
+      <w:r>
+        <w:t>match-case</w:t>
+      </w:r>
+      <w:r>
+        <w:rPr>
+          <w:rtl/>
+        </w:rPr>
+        <w:t xml:space="preserve"> עבור סוג הרוטציה שהוא בעצם </w:t>
+      </w:r>
+      <w:proofErr w:type="spellStart"/>
+      <w:r>
+        <w:rPr>
+          <w:rtl/>
+        </w:rPr>
+        <w:t>טפאל</w:t>
+      </w:r>
+      <w:proofErr w:type="spellEnd"/>
+      <w:r>
+        <w:rPr>
+          <w:rtl/>
+        </w:rPr>
+        <w:t xml:space="preserve"> שמכיל במקום 0 את </w:t>
+      </w:r>
+      <w:r>
+        <w:t>BL</w:t>
+      </w:r>
+      <w:r>
+        <w:rPr>
+          <w:rtl/>
+        </w:rPr>
+        <w:t xml:space="preserve"> האב ומקום 1 את </w:t>
+      </w:r>
+      <w:r>
+        <w:t>BL</w:t>
+      </w:r>
+      <w:r>
+        <w:rPr>
+          <w:rtl/>
+        </w:rPr>
+        <w:t xml:space="preserve"> של הבן המתאים. בהתאם מתבצעת רוטציה שמאלה או ימינה או שניהם.</w:t>
+      </w:r>
+      <w:r>
+        <w:rPr>
+          <w:rtl/>
+        </w:rPr>
+        <w:br/>
+        <w:t xml:space="preserve"> עד כה כל הבדיקות נעשות ב</w:t>
+      </w:r>
+      <w:r>
+        <w:rPr>
+          <w:rFonts w:hint="cs"/>
+          <w:rtl/>
+        </w:rPr>
+        <w:t xml:space="preserve"> </w:t>
+      </w:r>
+      <w:r>
+        <w:rPr>
+          <w:rtl/>
+        </w:rPr>
+        <w:t>←</w:t>
+      </w:r>
+      <w:r>
+        <w:rPr>
+          <w:rFonts w:hint="cs"/>
+          <w:rtl/>
+        </w:rPr>
+        <w:t xml:space="preserve"> (1)</w:t>
+      </w:r>
+      <w:r>
+        <w:t>O</w:t>
+      </w:r>
+    </w:p>
+    <w:p>
+      <w:pPr>
+        <w:numPr>
+          <w:ilvl w:val="2"/>
+          <w:numId w:val="1"/>
+        </w:numPr>
+        <w:spacing w:after="0"/>
+        <w:rPr>
+          <w:b/>
+        </w:rPr>
+      </w:pPr>
+      <w:r>
+        <w:rPr>
+          <w:b/>
+          <w:rtl/>
+        </w:rPr>
+        <w:t xml:space="preserve">הפונקציות </w:t>
+      </w:r>
+      <w:proofErr w:type="spellStart"/>
+      <w:r>
+        <w:rPr>
+          <w:b/>
+        </w:rPr>
+        <w:t>rotate_left</w:t>
+      </w:r>
+      <w:proofErr w:type="spellEnd"/>
+      <w:r>
+        <w:rPr>
+          <w:b/>
+          <w:rtl/>
+        </w:rPr>
+        <w:t xml:space="preserve"> ו-</w:t>
+      </w:r>
+      <w:proofErr w:type="spellStart"/>
+      <w:r>
+        <w:rPr>
+          <w:b/>
+        </w:rPr>
+        <w:t>rotate_right</w:t>
+      </w:r>
+      <w:proofErr w:type="spellEnd"/>
+      <w:r>
+        <w:rPr>
+          <w:b/>
+          <w:rtl/>
+        </w:rPr>
+        <w:t xml:space="preserve"> </w:t>
+      </w:r>
+      <w:r>
+        <w:rPr>
+          <w:b/>
+          <w:color w:val="000000"/>
+          <w:rtl/>
+        </w:rPr>
+        <w:t>–</w:t>
+      </w:r>
+    </w:p>
+    <w:p>
+      <w:pPr>
+        <w:spacing w:after="0"/>
+        <w:ind w:left="1440"/>
+      </w:pPr>
+      <w:r>
+        <w:rPr>
+          <w:rtl/>
+        </w:rPr>
+        <w:t xml:space="preserve">הפונקציה מקבלת צומת שהוא שורש של תת עץ ומשנה את המצביעים שלו ע"י סיבוב ימינה או שמאלה בהתאמה, כפי שלמדנו בהרצאה וקוראת לפונקציה </w:t>
+      </w:r>
+      <w:proofErr w:type="spellStart"/>
+      <w:r>
+        <w:t>Update_sub_tree</w:t>
+      </w:r>
+      <w:proofErr w:type="spellEnd"/>
+      <w:r>
+        <w:rPr>
+          <w:rtl/>
+        </w:rPr>
+        <w:t xml:space="preserve"> כדי לעדכן את תת העץ. </w:t>
+      </w:r>
+      <w:r>
+        <w:rPr>
+          <w:rtl/>
+        </w:rPr>
+        <w:t>←</w:t>
+      </w:r>
+      <w:r>
+        <w:rPr>
+          <w:rFonts w:hint="cs"/>
+          <w:rtl/>
+        </w:rPr>
+        <w:t xml:space="preserve"> (1)</w:t>
+      </w:r>
+      <w:r>
+        <w:t>O</w:t>
+      </w:r>
+    </w:p>
+    <w:p>
+      <w:pPr>
+        <w:spacing w:after="0"/>
+        <w:ind w:left="720"/>
+      </w:pPr>
+    </w:p>
+    <w:p>
+      <w:pPr>
+        <w:spacing w:after="0"/>
+        <w:ind w:left="720"/>
+      </w:pPr>
+      <w:r>
+        <w:rPr>
+          <w:rtl/>
+        </w:rPr>
+        <w:t xml:space="preserve">לאחר קריאת לרוטציה המתאימה נעדכן את שדות גודל וגובה הצומת שקיבלנו בהתחלה ונחזיר את כמות הרוטציות. נשים לב שכל הרוטציות מבצעות החלפת </w:t>
+      </w:r>
+      <w:proofErr w:type="spellStart"/>
+      <w:r>
+        <w:rPr>
+          <w:rtl/>
+        </w:rPr>
+        <w:t>פוינטרים</w:t>
+      </w:r>
+      <w:proofErr w:type="spellEnd"/>
+      <w:r>
+        <w:rPr>
+          <w:rtl/>
+        </w:rPr>
+        <w:t xml:space="preserve"> ולכן פועלות ב-</w:t>
+      </w:r>
+      <w:r>
+        <w:t>O</w:t>
+      </w:r>
+      <w:r>
+        <w:rPr>
+          <w:rtl/>
+        </w:rPr>
+        <w:t xml:space="preserve">(1). </w:t>
+      </w:r>
+      <w:r>
+        <w:rPr>
+          <w:rtl/>
+        </w:rPr>
+        <w:br/>
+        <w:t xml:space="preserve">סה"כ סיבוכיות הזמן של הפונקציה </w:t>
+      </w:r>
+      <w:r>
+        <w:rPr>
+          <w:rtl/>
+        </w:rPr>
+        <w:t>←</w:t>
+      </w:r>
+      <w:r>
+        <w:rPr>
+          <w:rFonts w:hint="cs"/>
+          <w:rtl/>
+        </w:rPr>
+        <w:t xml:space="preserve"> (1)</w:t>
+      </w:r>
+      <w:r>
+        <w:t>O</w:t>
+      </w:r>
+    </w:p>
+    <w:p>
+      <w:pPr>
+        <w:spacing w:after="0"/>
+        <w:ind w:left="720"/>
+      </w:pPr>
+    </w:p>
+    <w:p>
+      <w:pPr>
+        <w:numPr>
+          <w:ilvl w:val="0"/>
+          <w:numId w:val="1"/>
+        </w:numPr>
+        <w:spacing w:after="0"/>
+        <w:rPr>
+          <w:b/>
+        </w:rPr>
+      </w:pPr>
+      <w:r>
+        <w:rPr>
+          <w:b/>
+          <w:rtl/>
+        </w:rPr>
+        <w:t xml:space="preserve">הפונקציה </w:t>
+      </w:r>
+      <w:proofErr w:type="spellStart"/>
+      <w:r>
+        <w:rPr>
+          <w:b/>
+        </w:rPr>
+        <w:t>get_root</w:t>
+      </w:r>
+      <w:proofErr w:type="spellEnd"/>
+      <w:r>
+        <w:rPr>
+          <w:b/>
+          <w:rtl/>
+        </w:rPr>
+        <w:t xml:space="preserve"> </w:t>
+      </w:r>
+      <w:r>
+        <w:rPr>
+          <w:b/>
+          <w:color w:val="000000"/>
+          <w:rtl/>
+        </w:rPr>
+        <w:t>–</w:t>
+      </w:r>
+    </w:p>
+    <w:p>
+      <w:pPr>
+        <w:spacing w:after="0"/>
+        <w:ind w:left="720"/>
+      </w:pPr>
+      <w:r>
+        <w:rPr>
+          <w:rtl/>
+        </w:rPr>
+        <w:t xml:space="preserve">הפונקציה מחזירה מצביע לשורש העץ </w:t>
+      </w:r>
+      <w:r>
+        <w:rPr>
+          <w:rtl/>
+        </w:rPr>
+        <w:t>←</w:t>
+      </w:r>
+      <w:r>
+        <w:rPr>
+          <w:rFonts w:hint="cs"/>
+          <w:rtl/>
+        </w:rPr>
+        <w:t>(1)</w:t>
+      </w:r>
+      <w:r>
+        <w:t>O</w:t>
+      </w:r>
+      <w:r>
+        <w:rPr>
+          <w:rtl/>
+        </w:rPr>
+        <w:t xml:space="preserve"> </w:t>
+      </w:r>
+    </w:p>
+    <w:p>
+      <w:pPr>
+        <w:rPr>
+          <w:b/>
+          <w:u w:val="single"/>
+        </w:rPr>
+      </w:pPr>
+    </w:p>
+    <w:p>
+      <w:pPr>
+        <w:jc w:val="center"/>
+        <w:rPr>
+          <w:b/>
+          <w:sz w:val="28"/>
+          <w:szCs w:val="28"/>
+          <w:u w:val="single"/>
+        </w:rPr>
+      </w:pPr>
+      <w:r>
+        <w:rPr>
+          <w:b/>
+          <w:sz w:val="28"/>
+          <w:szCs w:val="28"/>
+          <w:u w:val="single"/>
+          <w:rtl/>
+        </w:rPr>
+        <w:lastRenderedPageBreak/>
+        <w:t>חלק תאורטי</w:t>
+      </w:r>
+    </w:p>
+    <w:p>
+      <w:pPr>
+        <w:numPr>
+          <w:ilvl w:val="0"/>
+          <w:numId w:val="2"/>
+        </w:numPr>
+        <w:pBdr>
+          <w:top w:val="nil"/>
+          <w:left w:val="nil"/>
+          <w:bottom w:val="nil"/>
+          <w:right w:val="nil"/>
+          <w:between w:val="nil"/>
+        </w:pBdr>
+        <w:spacing w:after="0"/>
+      </w:pPr>
+      <w:r>
+        <w:rPr>
+          <w:color w:val="000000"/>
+          <w:rtl/>
+        </w:rPr>
+        <w:t>מימוש ספירת המספר החילופים: בסוף כל חיפוש של מקום ההכנסה של הצומת החדש שמנו לב כי עבור הכנסה משמאל צריך לעשות הזזה של כל האיברים שה</w:t>
+      </w:r>
+      <w:r>
+        <w:rPr>
+          <w:color w:val="000000"/>
+        </w:rPr>
         <w:t>rank</w:t>
       </w:r>
       <w:r>
         <w:rPr>
-          <w:rFonts w:hint="cs"/>
+          <w:color w:val="000000"/>
           <w:rtl/>
         </w:rPr>
         <w:t xml:space="preserve"> שלהם גדול מה</w:t>
       </w:r>
       <w:r>
-        <w:t xml:space="preserve">rank </w:t>
-      </w:r>
-      <w:r>
-        <w:rPr>
-          <w:rFonts w:hint="cs"/>
-          <w:rtl/>
-        </w:rPr>
-        <w:t xml:space="preserve">של הצומת שהוכנס. לכן בשלב הכנסה מצד שמאל הוספנו לסכום ההחלפות הכולל את גודל העץ פחות </w:t>
-      </w:r>
-      <w:r>
-        <w:t xml:space="preserve">rank </w:t>
-      </w:r>
-      <w:r>
-        <w:rPr>
-          <w:rFonts w:hint="cs"/>
-          <w:rtl/>
-        </w:rPr>
-        <w:t xml:space="preserve"> הצומת החדש.</w:t>
-      </w:r>
-    </w:p>
-    <w:p>
-      <w:pPr>
-        <w:pStyle w:val="a9"/>
-        <w:rPr>
-          <w:rFonts w:hint="cs"/>
-          <w:rtl/>
-        </w:rPr>
-      </w:pPr>
-      <w:r>
-        <w:rPr>
-          <w:rFonts w:hint="cs"/>
-          <w:rtl/>
-        </w:rPr>
-        <w:t xml:space="preserve">מימוש </w:t>
-      </w:r>
-      <w:r>
-        <w:rPr>
-          <w:rFonts w:hint="cs"/>
-          <w:rtl/>
-        </w:rPr>
-        <w:t xml:space="preserve">חישוב ה </w:t>
-      </w:r>
-      <w:r>
-        <w:t xml:space="preserve">rank </w:t>
-      </w:r>
-      <w:r>
-        <w:rPr>
-          <w:rFonts w:hint="cs"/>
-          <w:rtl/>
-        </w:rPr>
-        <w:t xml:space="preserve">= גודל תת עץ ימני </w:t>
-      </w:r>
-      <w:r>
-        <w:rPr>
-          <w:rFonts w:cstheme="minorBidi"/>
-          <w:rtl/>
-        </w:rPr>
-        <w:t>–</w:t>
-      </w:r>
-      <w:r>
-        <w:rPr>
-          <w:rFonts w:hint="cs"/>
-          <w:rtl/>
-        </w:rPr>
-        <w:t xml:space="preserve"> גודל העץ. גודל תת עץ ימני זה תמיד גודל תת עץ שהמפתח של השורש שלו &gt; ממפתח שרוצים להכניס (עלייה של </w:t>
-      </w:r>
-      <w:r>
+        <w:rPr>
+          <w:color w:val="000000"/>
+        </w:rPr>
+        <w:t>rank</w:t>
+      </w:r>
+      <w:r>
+        <w:rPr>
+          <w:color w:val="000000"/>
+          <w:rtl/>
+        </w:rPr>
+        <w:t xml:space="preserve"> של הצומת שהוכנס. לכן בשלב הכנסה מצד שמאל הוספנו לסכום ההחלפות הכולל את גודל העץ פחות </w:t>
+      </w:r>
+      <w:r>
+        <w:rPr>
+          <w:color w:val="000000"/>
+        </w:rPr>
+        <w:t>rank</w:t>
+      </w:r>
+      <w:r>
+        <w:rPr>
+          <w:color w:val="000000"/>
+          <w:rtl/>
+        </w:rPr>
+        <w:t xml:space="preserve">  הצומת החדש.</w:t>
+      </w:r>
+    </w:p>
+    <w:p>
+      <w:pPr>
+        <w:pBdr>
+          <w:top w:val="nil"/>
+          <w:left w:val="nil"/>
+          <w:bottom w:val="nil"/>
+          <w:right w:val="nil"/>
+          <w:between w:val="nil"/>
+        </w:pBdr>
+        <w:ind w:left="720"/>
+        <w:rPr>
+          <w:color w:val="000000"/>
+        </w:rPr>
+      </w:pPr>
+      <w:r>
+        <w:rPr>
+          <w:color w:val="000000"/>
+          <w:rtl/>
+        </w:rPr>
+        <w:t xml:space="preserve">מימוש חישוב ה </w:t>
+      </w:r>
+      <w:r>
+        <w:rPr>
+          <w:color w:val="000000"/>
+        </w:rPr>
+        <w:t>rank</w:t>
+      </w:r>
+      <w:r>
+        <w:rPr>
+          <w:color w:val="000000"/>
+          <w:rtl/>
+        </w:rPr>
+        <w:t xml:space="preserve"> = גודל תת עץ ימני – גודל העץ. גודל תת עץ ימני זה תמיד גודל תת עץ שהמפתח של השורש שלו &gt; ממפתח שרוצים להכניס (עלייה של </w:t>
+      </w:r>
+      <w:r>
+        <w:rPr>
+          <w:color w:val="000000"/>
+        </w:rPr>
         <w:t>log k</w:t>
       </w:r>
       <w:r>
         <w:rPr>
-          <w:rFonts w:hint="cs"/>
+          <w:color w:val="000000"/>
           <w:rtl/>
         </w:rPr>
         <w:t>).</w:t>
@@ -143,9 +2899,11 @@
     <w:p/>
     <w:tbl>
       <w:tblPr>
-        <w:tblpPr w:leftFromText="180" w:rightFromText="180" w:vertAnchor="text" w:horzAnchor="margin" w:tblpY="373"/>
+        <w:tblStyle w:val="ae"/>
+        <w:tblpPr w:leftFromText="180" w:rightFromText="180" w:vertAnchor="text" w:tblpX="-255"/>
         <w:bidiVisual/>
         <w:tblW w:w="8295" w:type="dxa"/>
+        <w:tblInd w:w="0" w:type="dxa"/>
         <w:tblBorders>
           <w:top w:val="single" w:sz="4" w:space="0" w:color="000000"/>
           <w:left w:val="single" w:sz="4" w:space="0" w:color="000000"/>
@@ -365,7 +3123,6 @@
                 <w:rFonts w:ascii="Gisha" w:eastAsia="Gisha" w:hAnsi="Gisha" w:cs="Gisha"/>
                 <w:sz w:val="20"/>
                 <w:szCs w:val="20"/>
-                <w:rtl/>
               </w:rPr>
               <w:t>2467531</w:t>
             </w:r>
@@ -388,7 +3145,6 @@
                 <w:rFonts w:ascii="Gisha" w:eastAsia="Gisha" w:hAnsi="Gisha" w:cs="Gisha"/>
                 <w:sz w:val="20"/>
                 <w:szCs w:val="20"/>
-                <w:rtl/>
               </w:rPr>
               <w:t>24779</w:t>
             </w:r>
@@ -411,7 +3167,6 @@
                 <w:rFonts w:ascii="Gisha" w:eastAsia="Gisha" w:hAnsi="Gisha" w:cs="Gisha"/>
                 <w:sz w:val="20"/>
                 <w:szCs w:val="20"/>
-                <w:rtl/>
               </w:rPr>
               <w:t>617546</w:t>
             </w:r>
@@ -434,7 +3189,6 @@
                 <w:rFonts w:ascii="Gisha" w:eastAsia="Gisha" w:hAnsi="Gisha" w:cs="Gisha"/>
                 <w:sz w:val="20"/>
                 <w:szCs w:val="20"/>
-                <w:rtl/>
               </w:rPr>
               <w:t>23441</w:t>
             </w:r>
@@ -481,7 +3235,6 @@
                 <w:rFonts w:ascii="Gisha" w:eastAsia="Gisha" w:hAnsi="Gisha" w:cs="Gisha"/>
                 <w:sz w:val="20"/>
                 <w:szCs w:val="20"/>
-                <w:rtl/>
               </w:rPr>
               <w:t>9867903</w:t>
             </w:r>
@@ -505,7 +3258,6 @@
                 <w:rFonts w:ascii="Gisha" w:eastAsia="Gisha" w:hAnsi="Gisha" w:cs="Gisha"/>
                 <w:sz w:val="20"/>
                 <w:szCs w:val="20"/>
-                <w:rtl/>
               </w:rPr>
               <w:t>79670</w:t>
             </w:r>
@@ -528,7 +3280,6 @@
                 <w:rFonts w:ascii="Gisha" w:eastAsia="Gisha" w:hAnsi="Gisha" w:cs="Gisha"/>
                 <w:sz w:val="20"/>
                 <w:szCs w:val="20"/>
-                <w:rtl/>
               </w:rPr>
               <w:t>2428556</w:t>
             </w:r>
@@ -551,7 +3302,6 @@
                 <w:rFonts w:ascii="Gisha" w:eastAsia="Gisha" w:hAnsi="Gisha" w:cs="Gisha"/>
                 <w:sz w:val="20"/>
                 <w:szCs w:val="20"/>
-                <w:rtl/>
               </w:rPr>
               <w:t>51670</w:t>
             </w:r>
@@ -598,7 +3348,6 @@
                 <w:rFonts w:ascii="Gisha" w:eastAsia="Gisha" w:hAnsi="Gisha" w:cs="Gisha"/>
                 <w:sz w:val="20"/>
                 <w:szCs w:val="20"/>
-                <w:rtl/>
               </w:rPr>
               <w:t>39484941</w:t>
             </w:r>
@@ -621,7 +3370,6 @@
                 <w:rFonts w:ascii="Gisha" w:eastAsia="Gisha" w:hAnsi="Gisha" w:cs="Gisha"/>
                 <w:sz w:val="20"/>
                 <w:szCs w:val="20"/>
-                <w:rtl/>
               </w:rPr>
               <w:t>204806</w:t>
             </w:r>
@@ -644,7 +3392,6 @@
                 <w:rFonts w:ascii="Gisha" w:eastAsia="Gisha" w:hAnsi="Gisha" w:cs="Gisha"/>
                 <w:sz w:val="20"/>
                 <w:szCs w:val="20"/>
-                <w:rtl/>
               </w:rPr>
               <w:t>9720377</w:t>
             </w:r>
@@ -667,7 +3414,6 @@
                 <w:rFonts w:ascii="Gisha" w:eastAsia="Gisha" w:hAnsi="Gisha" w:cs="Gisha"/>
                 <w:sz w:val="20"/>
                 <w:szCs w:val="20"/>
-                <w:rtl/>
               </w:rPr>
               <w:t>111963</w:t>
             </w:r>
@@ -714,7 +3460,6 @@
                 <w:rFonts w:ascii="Gisha" w:eastAsia="Gisha" w:hAnsi="Gisha" w:cs="Gisha"/>
                 <w:sz w:val="20"/>
                 <w:szCs w:val="20"/>
-                <w:rtl/>
               </w:rPr>
               <w:t>157966425</w:t>
             </w:r>
@@ -737,7 +3482,6 @@
                 <w:rFonts w:ascii="Gisha" w:eastAsia="Gisha" w:hAnsi="Gisha" w:cs="Gisha"/>
                 <w:sz w:val="20"/>
                 <w:szCs w:val="20"/>
-                <w:rtl/>
               </w:rPr>
               <w:t>479265</w:t>
             </w:r>
@@ -760,7 +3504,6 @@
                 <w:rFonts w:ascii="Gisha" w:eastAsia="Gisha" w:hAnsi="Gisha" w:cs="Gisha"/>
                 <w:sz w:val="20"/>
                 <w:szCs w:val="20"/>
-                <w:rtl/>
               </w:rPr>
               <w:t>39080134</w:t>
             </w:r>
@@ -783,7 +3526,6 @@
                 <w:rFonts w:ascii="Gisha" w:eastAsia="Gisha" w:hAnsi="Gisha" w:cs="Gisha"/>
                 <w:sz w:val="20"/>
                 <w:szCs w:val="20"/>
-                <w:rtl/>
               </w:rPr>
               <w:t>242592</w:t>
             </w:r>
@@ -830,7 +3572,6 @@
                 <w:rFonts w:ascii="Gisha" w:eastAsia="Gisha" w:hAnsi="Gisha" w:cs="Gisha"/>
                 <w:sz w:val="20"/>
                 <w:szCs w:val="20"/>
-                <w:rtl/>
               </w:rPr>
               <w:t>631919025</w:t>
             </w:r>
@@ -854,7 +3595,6 @@
                 <w:rFonts w:ascii="Gisha" w:eastAsia="Gisha" w:hAnsi="Gisha" w:cs="Gisha"/>
                 <w:sz w:val="20"/>
                 <w:szCs w:val="20"/>
-                <w:rtl/>
               </w:rPr>
               <w:t>1061246</w:t>
             </w:r>
@@ -877,7 +3617,6 @@
                 <w:rFonts w:ascii="Gisha" w:eastAsia="Gisha" w:hAnsi="Gisha" w:cs="Gisha"/>
                 <w:sz w:val="20"/>
                 <w:szCs w:val="20"/>
-                <w:rtl/>
               </w:rPr>
               <w:t>157867862</w:t>
             </w:r>
@@ -900,7 +3639,6 @@
                 <w:rFonts w:ascii="Gisha" w:eastAsia="Gisha" w:hAnsi="Gisha" w:cs="Gisha"/>
                 <w:sz w:val="20"/>
                 <w:szCs w:val="20"/>
-                <w:rtl/>
               </w:rPr>
               <w:t>521954</w:t>
             </w:r>
@@ -908,34 +3646,34 @@
         </w:tc>
       </w:tr>
     </w:tbl>
-    <w:p>
-      <w:pPr>
-        <w:rPr>
-          <w:rtl/>
-        </w:rPr>
-      </w:pPr>
-    </w:p>
-    <w:p>
-      <w:pPr>
-        <w:rPr>
-          <w:rtl/>
-        </w:rPr>
-      </w:pPr>
-    </w:p>
-    <w:p>
-      <w:pPr>
-        <w:pStyle w:val="a9"/>
+    <w:p/>
+    <w:p/>
+    <w:p/>
+    <w:p/>
+    <w:p/>
+    <w:p/>
+    <w:p/>
+    <w:p/>
+    <w:p>
+      <w:pPr>
         <w:numPr>
           <w:ilvl w:val="0"/>
-          <w:numId w:val="1"/>
+          <w:numId w:val="2"/>
         </w:numPr>
-        <w:rPr>
-          <w:rFonts w:asciiTheme="minorBidi" w:eastAsiaTheme="minorHAnsi" w:hAnsiTheme="minorBidi" w:cstheme="minorBidi"/>
-        </w:rPr>
-      </w:pPr>
-      <w:r>
-        <w:rPr>
-          <w:rFonts w:hint="cs"/>
+        <w:pBdr>
+          <w:top w:val="nil"/>
+          <w:left w:val="nil"/>
+          <w:bottom w:val="nil"/>
+          <w:right w:val="nil"/>
+          <w:between w:val="nil"/>
+        </w:pBdr>
+        <w:rPr>
+          <w:color w:val="000000"/>
+        </w:rPr>
+      </w:pPr>
+      <w:r>
+        <w:rPr>
+          <w:color w:val="000000"/>
           <w:rtl/>
         </w:rPr>
         <w:t xml:space="preserve">כמות ההחלפות במערך </w:t>
@@ -943,7 +3681,7 @@
       <w:proofErr w:type="spellStart"/>
       <w:r>
         <w:rPr>
-          <w:rFonts w:hint="cs"/>
+          <w:color w:val="000000"/>
           <w:rtl/>
         </w:rPr>
         <w:t>ממויין</w:t>
@@ -951,55 +3689,54 @@
       <w:proofErr w:type="spellEnd"/>
       <w:r>
         <w:rPr>
-          <w:rFonts w:hint="cs"/>
-          <w:rtl/>
-        </w:rPr>
-        <w:t xml:space="preserve"> בסדר הפוך: עבור על האיבר הראשון שמכניסים צריך לעשות  </w:t>
-      </w:r>
-      <w:r>
-        <w:t>(n-1)</w:t>
-      </w:r>
-      <w:r>
-        <w:rPr>
-          <w:rFonts w:hint="cs"/>
-          <w:rtl/>
-        </w:rPr>
-        <w:t xml:space="preserve"> החלפות. ועבור האיבר השני </w:t>
-      </w:r>
-      <w:r>
-        <w:t>(n-2)</w:t>
-      </w:r>
-      <w:r>
-        <w:rPr>
-          <w:rFonts w:hint="cs"/>
-          <w:rtl/>
-        </w:rPr>
-        <w:t xml:space="preserve"> וכך הלאה. נשים לב כי קיבלנו סכום של סדרה </w:t>
-      </w:r>
-      <w:r>
-        <w:rPr>
-          <w:rFonts w:asciiTheme="minorBidi" w:hAnsiTheme="minorBidi" w:cstheme="minorBidi"/>
-          <w:rtl/>
-        </w:rPr>
-        <w:t xml:space="preserve">חשבונית בעלת </w:t>
-      </w:r>
-      <w:r>
-        <w:rPr>
-          <w:rFonts w:asciiTheme="minorBidi" w:hAnsiTheme="minorBidi" w:cstheme="minorBidi"/>
-        </w:rPr>
-        <w:t xml:space="preserve">n </w:t>
-      </w:r>
-      <w:r>
-        <w:rPr>
-          <w:rFonts w:asciiTheme="minorBidi" w:hAnsiTheme="minorBidi" w:cstheme="minorBidi"/>
-          <w:rtl/>
-        </w:rPr>
-        <w:t xml:space="preserve"> איברים. לפי </w:t>
+          <w:color w:val="000000"/>
+          <w:rtl/>
+        </w:rPr>
+        <w:t xml:space="preserve"> בסדר הפוך: עבור על האיבר הראשון שמכניסים צריך לעשות  (</w:t>
+      </w:r>
+      <w:r>
+        <w:rPr>
+          <w:color w:val="000000"/>
+        </w:rPr>
+        <w:t>n</w:t>
+      </w:r>
+      <w:r>
+        <w:rPr>
+          <w:color w:val="000000"/>
+          <w:rtl/>
+        </w:rPr>
+        <w:t>-1) החלפות. ועבור האיבר השני (</w:t>
+      </w:r>
+      <w:r>
+        <w:rPr>
+          <w:color w:val="000000"/>
+        </w:rPr>
+        <w:t>n</w:t>
+      </w:r>
+      <w:r>
+        <w:rPr>
+          <w:color w:val="000000"/>
+          <w:rtl/>
+        </w:rPr>
+        <w:t xml:space="preserve">-2) וכך הלאה. נשים לב כי קיבלנו סכום של סדרה חשבונית בעלת </w:t>
+      </w:r>
+      <w:r>
+        <w:rPr>
+          <w:color w:val="000000"/>
+        </w:rPr>
+        <w:t>n</w:t>
+      </w:r>
+      <w:r>
+        <w:rPr>
+          <w:color w:val="000000"/>
+          <w:rtl/>
+        </w:rPr>
+        <w:t xml:space="preserve">  איברים. לפי </w:t>
       </w:r>
       <w:proofErr w:type="spellStart"/>
       <w:r>
         <w:rPr>
-          <w:rFonts w:asciiTheme="minorBidi" w:hAnsiTheme="minorBidi" w:cstheme="minorBidi"/>
+          <w:color w:val="000000"/>
           <w:rtl/>
         </w:rPr>
         <w:t>נוסחא</w:t>
@@ -1007,7 +3744,7 @@
       <w:proofErr w:type="spellEnd"/>
       <w:r>
         <w:rPr>
-          <w:rFonts w:asciiTheme="minorBidi" w:hAnsiTheme="minorBidi" w:cstheme="minorBidi"/>
+          <w:color w:val="000000"/>
           <w:rtl/>
         </w:rPr>
         <w:t xml:space="preserve"> : </w:t>
@@ -1017,12 +3754,10 @@
           <m:fPr>
             <m:ctrlPr>
               <w:rPr>
-                <w:rFonts w:ascii="Cambria Math" w:eastAsiaTheme="minorHAnsi" w:hAnsi="Cambria Math" w:cstheme="minorBidi"/>
-                <w:i/>
-                <w:kern w:val="2"/>
+                <w:rFonts w:ascii="Cambria Math" w:eastAsia="Cambria Math" w:hAnsi="Cambria Math" w:cs="Cambria Math"/>
+                <w:color w:val="000000"/>
                 <w:sz w:val="28"/>
                 <w:szCs w:val="28"/>
-                <w14:ligatures w14:val="standardContextual"/>
               </w:rPr>
             </m:ctrlPr>
           </m:fPr>
@@ -1031,23 +3766,20 @@
               <m:dPr>
                 <m:ctrlPr>
                   <w:rPr>
-                    <w:rFonts w:ascii="Cambria Math" w:eastAsiaTheme="minorHAnsi" w:hAnsi="Cambria Math" w:cstheme="minorBidi"/>
-                    <w:i/>
-                    <w:kern w:val="2"/>
+                    <w:rFonts w:ascii="Cambria Math" w:eastAsia="Cambria Math" w:hAnsi="Cambria Math" w:cs="Cambria Math"/>
+                    <w:color w:val="000000"/>
                     <w:sz w:val="28"/>
                     <w:szCs w:val="28"/>
-                    <w14:ligatures w14:val="standardContextual"/>
                   </w:rPr>
                 </m:ctrlPr>
               </m:dPr>
               <m:e>
                 <m:r>
                   <w:rPr>
-                    <w:rFonts w:ascii="Cambria Math" w:eastAsiaTheme="minorHAnsi" w:hAnsi="Cambria Math" w:cstheme="minorBidi"/>
-                    <w:kern w:val="2"/>
+                    <w:rFonts w:ascii="Cambria Math" w:eastAsia="Cambria Math" w:hAnsi="Cambria Math" w:cs="Cambria Math"/>
+                    <w:color w:val="000000"/>
                     <w:sz w:val="28"/>
                     <w:szCs w:val="28"/>
-                    <w14:ligatures w14:val="standardContextual"/>
                   </w:rPr>
                   <m:t>n-1</m:t>
                 </m:r>
@@ -1055,11 +3787,10 @@
             </m:d>
             <m:r>
               <w:rPr>
-                <w:rFonts w:ascii="Cambria Math" w:eastAsiaTheme="minorHAnsi" w:hAnsi="Cambria Math" w:cstheme="minorBidi"/>
-                <w:kern w:val="2"/>
+                <w:rFonts w:ascii="Cambria Math" w:eastAsia="Cambria Math" w:hAnsi="Cambria Math" w:cs="Cambria Math"/>
+                <w:color w:val="000000"/>
                 <w:sz w:val="28"/>
                 <w:szCs w:val="28"/>
-                <w14:ligatures w14:val="standardContextual"/>
               </w:rPr>
               <m:t>⋅n</m:t>
             </m:r>
@@ -1067,11 +3798,10 @@
           <m:den>
             <m:r>
               <w:rPr>
-                <w:rFonts w:ascii="Cambria Math" w:eastAsiaTheme="minorHAnsi" w:hAnsi="Cambria Math" w:cstheme="minorBidi"/>
-                <w:kern w:val="2"/>
+                <w:rFonts w:ascii="Cambria Math" w:eastAsia="Cambria Math" w:hAnsi="Cambria Math" w:cs="Cambria Math"/>
+                <w:color w:val="000000"/>
                 <w:sz w:val="28"/>
                 <w:szCs w:val="28"/>
-                <w14:ligatures w14:val="standardContextual"/>
               </w:rPr>
               <m:t>2</m:t>
             </m:r>
@@ -1080,7 +3810,7 @@
       </m:oMath>
       <w:r>
         <w:rPr>
-          <w:rFonts w:asciiTheme="minorBidi" w:eastAsiaTheme="minorEastAsia" w:hAnsiTheme="minorBidi" w:cstheme="minorBidi"/>
+          <w:color w:val="000000"/>
           <w:rtl/>
         </w:rPr>
         <w:t xml:space="preserve"> החלפות.</w:t>
@@ -1089,89 +3819,52 @@
     <w:p>
       <w:pPr>
         <w:ind w:left="720"/>
-        <w:rPr>
-          <w:rFonts w:asciiTheme="minorBidi" w:hAnsiTheme="minorBidi" w:cstheme="minorBidi"/>
-          <w:rtl/>
-        </w:rPr>
-      </w:pPr>
-      <w:r>
-        <w:rPr>
-          <w:rFonts w:asciiTheme="minorBidi" w:hAnsiTheme="minorBidi" w:cstheme="minorBidi"/>
-          <w:rtl/>
-        </w:rPr>
-        <w:t xml:space="preserve">כמות החיפושים: עבור על צומת נעלה </w:t>
-      </w:r>
-      <w:r>
-        <w:rPr>
-          <w:rFonts w:asciiTheme="minorBidi" w:hAnsiTheme="minorBidi" w:cstheme="minorBidi"/>
-        </w:rPr>
-        <w:t xml:space="preserve"> k</w:t>
-      </w:r>
-      <w:r>
-        <w:rPr>
-          <w:rFonts w:asciiTheme="minorBidi" w:hAnsiTheme="minorBidi" w:cstheme="minorBidi"/>
-          <w:rtl/>
-        </w:rPr>
-        <w:t xml:space="preserve">רמות עד שנגיע </w:t>
-      </w:r>
-      <w:r>
-        <w:rPr>
-          <w:rFonts w:asciiTheme="minorBidi" w:hAnsiTheme="minorBidi" w:cstheme="minorBidi"/>
-          <w:rtl/>
-        </w:rPr>
-        <w:t xml:space="preserve">לשורש תת העץ שנרצה להכניס אותו. לאחר מכן נרד לכל היותר </w:t>
-      </w:r>
-      <w:r>
-        <w:rPr>
-          <w:rFonts w:asciiTheme="minorBidi" w:hAnsiTheme="minorBidi" w:cstheme="minorBidi"/>
-        </w:rPr>
-        <w:t xml:space="preserve"> k </w:t>
-      </w:r>
-      <w:r>
-        <w:rPr>
-          <w:rFonts w:asciiTheme="minorBidi" w:hAnsiTheme="minorBidi" w:cstheme="minorBidi"/>
-          <w:rtl/>
-        </w:rPr>
-        <w:t xml:space="preserve">רמות כדי להכניס. הרמה נמצאת בגובה לכל היותר </w:t>
-      </w:r>
-      <w:r>
-        <w:rPr>
-          <w:rFonts w:asciiTheme="minorBidi" w:hAnsiTheme="minorBidi" w:cstheme="minorBidi"/>
-        </w:rPr>
+      </w:pPr>
+      <w:r>
+        <w:rPr>
+          <w:rtl/>
+        </w:rPr>
+        <w:t xml:space="preserve">כמות החיפושים: עבור על צומת נעלה  </w:t>
+      </w:r>
+      <w:r>
+        <w:t>k</w:t>
+      </w:r>
+      <w:r>
+        <w:rPr>
+          <w:rtl/>
+        </w:rPr>
+        <w:t xml:space="preserve">רמות עד שנגיע לשורש תת העץ שנרצה להכניס אותו. לאחר מכן נרד לכל היותר  </w:t>
+      </w:r>
+      <w:r>
+        <w:t>k</w:t>
+      </w:r>
+      <w:r>
+        <w:rPr>
+          <w:rtl/>
+        </w:rPr>
+        <w:t xml:space="preserve"> רמות כדי להכניס. הרמה נמצאת בגובה לכל היותר </w:t>
+      </w:r>
+      <w:r>
         <w:t>log(</w:t>
       </w:r>
       <w:proofErr w:type="spellStart"/>
       <w:r>
-        <w:rPr>
-          <w:rFonts w:asciiTheme="minorBidi" w:hAnsiTheme="minorBidi" w:cstheme="minorBidi"/>
-        </w:rPr>
         <w:t>i</w:t>
       </w:r>
       <w:proofErr w:type="spellEnd"/>
       <w:r>
         <w:rPr>
-          <w:rFonts w:asciiTheme="minorBidi" w:hAnsiTheme="minorBidi" w:cstheme="minorBidi"/>
-        </w:rPr>
-        <w:t>)</w:t>
-      </w:r>
-      <w:r>
-        <w:rPr>
-          <w:rFonts w:asciiTheme="minorBidi" w:hAnsiTheme="minorBidi" w:cstheme="minorBidi"/>
-          <w:rtl/>
-        </w:rPr>
-        <w:t xml:space="preserve"> כאשר </w:t>
+          <w:rtl/>
+        </w:rPr>
+        <w:t xml:space="preserve">) כאשר </w:t>
       </w:r>
       <w:proofErr w:type="spellStart"/>
       <w:r>
-        <w:rPr>
-          <w:rFonts w:asciiTheme="minorBidi" w:hAnsiTheme="minorBidi" w:cstheme="minorBidi"/>
-        </w:rPr>
         <w:t>i</w:t>
       </w:r>
       <w:proofErr w:type="spellEnd"/>
       <w:r>
         <w:rPr>
-          <w:rFonts w:asciiTheme="minorBidi" w:hAnsiTheme="minorBidi" w:cstheme="minorBidi"/>
           <w:rtl/>
         </w:rPr>
         <w:t xml:space="preserve"> כמות הצמתים שנמצאים כרגע בעץ ולכן ניתן לחשב כך:</w:t>
@@ -1179,8 +3872,9 @@
     </w:p>
     <w:p>
       <w:pPr>
-        <w:rPr>
-          <w:rFonts w:asciiTheme="minorBidi" w:hAnsiTheme="minorBidi" w:cstheme="minorBidi"/>
+        <w:jc w:val="center"/>
+        <w:rPr>
+          <w:rFonts w:ascii="Cambria Math" w:eastAsia="Cambria Math" w:hAnsi="Cambria Math" w:cs="Cambria Math"/>
         </w:rPr>
       </w:pPr>
       <m:oMathPara>
@@ -1188,19 +3882,16 @@
           <m:nary>
             <m:naryPr>
               <m:chr m:val="∑"/>
-              <m:limLoc m:val="undOvr"/>
-              <m:grow m:val="1"/>
               <m:ctrlPr>
                 <w:rPr>
-                  <w:rFonts w:ascii="Cambria Math" w:hAnsi="Cambria Math"/>
-                  <w:i/>
+                  <w:rFonts w:ascii="Cambria Math" w:eastAsia="Cambria Math" w:hAnsi="Cambria Math" w:cs="Cambria Math"/>
                 </w:rPr>
               </m:ctrlPr>
             </m:naryPr>
             <m:sub>
               <m:r>
                 <w:rPr>
-                  <w:rFonts w:ascii="Cambria Math" w:hAnsi="Cambria Math"/>
+                  <w:rFonts w:ascii="Cambria Math" w:eastAsia="Cambria Math" w:hAnsi="Cambria Math" w:cs="Cambria Math"/>
                 </w:rPr>
                 <m:t>i=0</m:t>
               </m:r>
@@ -1208,144 +3899,154 @@
             <m:sup>
               <m:r>
                 <w:rPr>
-                  <w:rFonts w:ascii="Cambria Math" w:hAnsi="Cambria Math"/>
+                  <w:rFonts w:ascii="Cambria Math" w:eastAsia="Cambria Math" w:hAnsi="Cambria Math" w:cs="Cambria Math"/>
                 </w:rPr>
                 <m:t>n</m:t>
               </m:r>
             </m:sup>
+            <m:e/>
+          </m:nary>
+          <m:r>
+            <w:rPr>
+              <w:rFonts w:ascii="Cambria Math" w:eastAsia="Cambria Math" w:hAnsi="Cambria Math" w:cs="Cambria Math"/>
+            </w:rPr>
+            <m:t>2⋅</m:t>
+          </m:r>
+          <m:box>
+            <m:boxPr>
+              <m:opEmu m:val="1"/>
+              <m:ctrlPr>
+                <w:rPr>
+                  <w:rFonts w:ascii="Cambria Math" w:eastAsia="Cambria Math" w:hAnsi="Cambria Math" w:cs="Cambria Math"/>
+                </w:rPr>
+              </m:ctrlPr>
+            </m:boxPr>
             <m:e>
               <m:r>
                 <w:rPr>
-                  <w:rFonts w:ascii="Cambria Math" w:hAnsi="Cambria Math"/>
+                  <w:rFonts w:ascii="Cambria Math" w:eastAsia="Cambria Math" w:hAnsi="Cambria Math" w:cs="Cambria Math"/>
                 </w:rPr>
-                <m:t>2</m:t>
+                <m:t>log</m:t>
               </m:r>
             </m:e>
-          </m:nary>
+          </m:box>
+          <m:r>
+            <w:rPr>
+              <w:rFonts w:ascii="Cambria Math" w:eastAsia="Cambria Math" w:hAnsi="Cambria Math" w:cs="Cambria Math"/>
+            </w:rPr>
+            <m:t>log</m:t>
+          </m:r>
           <m:r>
             <w:rPr>
               <w:rFonts w:ascii="Cambria Math" w:hAnsi="Cambria Math"/>
             </w:rPr>
-            <m:t>⋅</m:t>
+            <m:t xml:space="preserve"> </m:t>
           </m:r>
-          <m:func>
-            <m:funcPr>
+          <m:d>
+            <m:dPr>
               <m:ctrlPr>
                 <w:rPr>
-                  <w:rFonts w:ascii="Cambria Math" w:hAnsi="Cambria Math"/>
-                  <w:i/>
+                  <w:rFonts w:ascii="Cambria Math" w:eastAsia="Cambria Math" w:hAnsi="Cambria Math" w:cs="Cambria Math"/>
                 </w:rPr>
               </m:ctrlPr>
-            </m:funcPr>
-            <m:fName>
+            </m:dPr>
+            <m:e>
               <m:r>
                 <w:rPr>
-                  <w:rFonts w:ascii="Cambria Math" w:hAnsi="Cambria Math"/>
+                  <w:rFonts w:ascii="Cambria Math" w:eastAsia="Cambria Math" w:hAnsi="Cambria Math" w:cs="Cambria Math"/>
                 </w:rPr>
-                <m:t>log</m:t>
+                <m:t>ⅈ</m:t>
               </m:r>
-            </m:fName>
-            <m:e>
-              <m:d>
-                <m:dPr>
-                  <m:ctrlPr>
-                    <w:rPr>
-                      <w:rFonts w:ascii="Cambria Math" w:hAnsi="Cambria Math"/>
-                      <w:i/>
-                    </w:rPr>
-                  </m:ctrlPr>
-                </m:dPr>
-                <m:e>
-                  <m:r>
-                    <w:rPr>
-                      <w:rFonts w:ascii="Cambria Math" w:hAnsi="Cambria Math"/>
-                    </w:rPr>
-                    <m:t>ⅈ</m:t>
-                  </m:r>
-                </m:e>
-              </m:d>
             </m:e>
-          </m:func>
+          </m:d>
           <m:r>
             <w:rPr>
               <w:rFonts w:ascii="Cambria Math" w:hAnsi="Cambria Math"/>
+            </w:rPr>
+            <m:t xml:space="preserve"> </m:t>
+          </m:r>
+          <m:r>
+            <w:rPr>
+              <w:rFonts w:ascii="Cambria Math" w:eastAsia="Cambria Math" w:hAnsi="Cambria Math" w:cs="Cambria Math"/>
             </w:rPr>
             <m:t>=2</m:t>
           </m:r>
           <m:nary>
             <m:naryPr>
               <m:chr m:val="∑"/>
-              <m:limLoc m:val="undOvr"/>
-              <m:grow m:val="1"/>
-              <m:supHide m:val="1"/>
               <m:ctrlPr>
                 <w:rPr>
-                  <w:rFonts w:ascii="Cambria Math" w:hAnsi="Cambria Math"/>
-                  <w:i/>
+                  <w:rFonts w:ascii="Cambria Math" w:eastAsia="Cambria Math" w:hAnsi="Cambria Math" w:cs="Cambria Math"/>
                 </w:rPr>
               </m:ctrlPr>
             </m:naryPr>
             <m:sub>
               <m:r>
                 <w:rPr>
-                  <w:rFonts w:ascii="Cambria Math" w:hAnsi="Cambria Math"/>
+                  <w:rFonts w:ascii="Cambria Math" w:eastAsia="Cambria Math" w:hAnsi="Cambria Math" w:cs="Cambria Math"/>
                 </w:rPr>
                 <m:t>i=0</m:t>
               </m:r>
             </m:sub>
             <m:sup/>
+            <m:e/>
+          </m:nary>
+          <m:box>
+            <m:boxPr>
+              <m:opEmu m:val="1"/>
+              <m:ctrlPr>
+                <w:rPr>
+                  <w:rFonts w:ascii="Cambria Math" w:eastAsia="Cambria Math" w:hAnsi="Cambria Math" w:cs="Cambria Math"/>
+                </w:rPr>
+              </m:ctrlPr>
+            </m:boxPr>
             <m:e>
-              <m:func>
-                <m:funcPr>
-                  <m:ctrlPr>
-                    <w:rPr>
-                      <w:rFonts w:ascii="Cambria Math" w:hAnsi="Cambria Math"/>
-                      <w:i/>
-                    </w:rPr>
-                  </m:ctrlPr>
-                </m:funcPr>
-                <m:fName>
-                  <m:r>
-                    <m:rPr>
-                      <m:sty m:val="p"/>
-                    </m:rPr>
-                    <w:rPr>
-                      <w:rFonts w:ascii="Cambria Math" w:hAnsi="Cambria Math"/>
-                    </w:rPr>
-                    <m:t>log</m:t>
-                  </m:r>
-                  <m:ctrlPr>
-                    <w:rPr>
-                      <w:rFonts w:ascii="Cambria Math" w:hAnsi="Cambria Math"/>
-                    </w:rPr>
-                  </m:ctrlPr>
-                </m:fName>
-                <m:e>
-                  <m:d>
-                    <m:dPr>
-                      <m:ctrlPr>
-                        <w:rPr>
-                          <w:rFonts w:ascii="Cambria Math" w:hAnsi="Cambria Math"/>
-                          <w:i/>
-                        </w:rPr>
-                      </m:ctrlPr>
-                    </m:dPr>
-                    <m:e>
-                      <m:r>
-                        <w:rPr>
-                          <w:rFonts w:ascii="Cambria Math" w:hAnsi="Cambria Math"/>
-                        </w:rPr>
-                        <m:t>i</m:t>
-                      </m:r>
-                    </m:e>
-                  </m:d>
-                </m:e>
-              </m:func>
+              <m:r>
+                <w:rPr>
+                  <w:rFonts w:ascii="Cambria Math" w:eastAsia="Cambria Math" w:hAnsi="Cambria Math" w:cs="Cambria Math"/>
+                </w:rPr>
+                <m:t>log</m:t>
+              </m:r>
             </m:e>
-          </m:nary>
+          </m:box>
+          <m:r>
+            <w:rPr>
+              <w:rFonts w:ascii="Cambria Math" w:eastAsia="Cambria Math" w:hAnsi="Cambria Math" w:cs="Cambria Math"/>
+            </w:rPr>
+            <m:t>log</m:t>
+          </m:r>
           <m:r>
             <w:rPr>
               <w:rFonts w:ascii="Cambria Math" w:hAnsi="Cambria Math"/>
+            </w:rPr>
+            <m:t xml:space="preserve"> </m:t>
+          </m:r>
+          <m:d>
+            <m:dPr>
+              <m:ctrlPr>
+                <w:rPr>
+                  <w:rFonts w:ascii="Cambria Math" w:eastAsia="Cambria Math" w:hAnsi="Cambria Math" w:cs="Cambria Math"/>
+                </w:rPr>
+              </m:ctrlPr>
+            </m:dPr>
+            <m:e>
+              <m:r>
+                <w:rPr>
+                  <w:rFonts w:ascii="Cambria Math" w:eastAsia="Cambria Math" w:hAnsi="Cambria Math" w:cs="Cambria Math"/>
+                </w:rPr>
+                <m:t>i</m:t>
+              </m:r>
+            </m:e>
+          </m:d>
+          <m:r>
+            <w:rPr>
+              <w:rFonts w:ascii="Cambria Math" w:hAnsi="Cambria Math"/>
+            </w:rPr>
+            <m:t xml:space="preserve"> </m:t>
+          </m:r>
+          <m:r>
+            <w:rPr>
+              <w:rFonts w:ascii="Cambria Math" w:eastAsia="Cambria Math" w:hAnsi="Cambria Math" w:cs="Cambria Math"/>
             </w:rPr>
             <m:t>=θ</m:t>
           </m:r>
@@ -1353,15 +4054,14 @@
             <m:dPr>
               <m:ctrlPr>
                 <w:rPr>
-                  <w:rFonts w:ascii="Cambria Math" w:hAnsi="Cambria Math"/>
-                  <w:i/>
+                  <w:rFonts w:ascii="Cambria Math" w:eastAsia="Cambria Math" w:hAnsi="Cambria Math" w:cs="Cambria Math"/>
                 </w:rPr>
               </m:ctrlPr>
             </m:dPr>
             <m:e>
               <m:r>
                 <w:rPr>
-                  <w:rFonts w:ascii="Cambria Math" w:hAnsi="Cambria Math"/>
+                  <w:rFonts w:ascii="Cambria Math" w:eastAsia="Cambria Math" w:hAnsi="Cambria Math" w:cs="Cambria Math"/>
                 </w:rPr>
                 <m:t>n</m:t>
               </m:r>
@@ -1372,33 +4072,59 @@
     </w:p>
     <w:p>
       <w:pPr>
-        <w:rPr>
-          <w:rFonts w:asciiTheme="minorBidi" w:hAnsiTheme="minorBidi" w:cstheme="minorBidi"/>
-        </w:rPr>
-      </w:pPr>
-    </w:p>
-    <w:p>
-      <w:pPr>
-        <w:pStyle w:val="a9"/>
+        <w:jc w:val="center"/>
+        <w:rPr>
+          <w:rFonts w:ascii="Cambria Math" w:eastAsia="Cambria Math" w:hAnsi="Cambria Math" w:cs="Cambria Math"/>
+        </w:rPr>
+      </w:pPr>
+    </w:p>
+    <w:p>
+      <w:pPr>
+        <w:jc w:val="center"/>
+        <w:rPr>
+          <w:rFonts w:ascii="Cambria Math" w:eastAsia="Cambria Math" w:hAnsi="Cambria Math" w:cs="Cambria Math"/>
+        </w:rPr>
+      </w:pPr>
+    </w:p>
+    <w:p>
+      <w:pPr>
+        <w:jc w:val="center"/>
+        <w:rPr>
+          <w:rFonts w:ascii="Cambria Math" w:eastAsia="Cambria Math" w:hAnsi="Cambria Math" w:cs="Cambria Math"/>
+        </w:rPr>
+      </w:pPr>
+    </w:p>
+    <w:p/>
+    <w:p>
+      <w:pPr>
         <w:numPr>
           <w:ilvl w:val="0"/>
-          <w:numId w:val="1"/>
+          <w:numId w:val="2"/>
         </w:numPr>
-        <w:rPr>
-          <w:rFonts w:asciiTheme="minorBidi" w:hAnsiTheme="minorBidi"/>
-        </w:rPr>
-      </w:pPr>
-      <w:r>
-        <w:rPr>
-          <w:rFonts w:asciiTheme="minorBidi" w:hAnsiTheme="minorBidi" w:hint="cs"/>
-          <w:rtl/>
-        </w:rPr>
+        <w:pBdr>
+          <w:top w:val="nil"/>
+          <w:left w:val="nil"/>
+          <w:bottom w:val="nil"/>
+          <w:right w:val="nil"/>
+          <w:between w:val="nil"/>
+        </w:pBdr>
+        <w:spacing w:after="0"/>
+        <w:rPr>
+          <w:color w:val="000000"/>
+        </w:rPr>
+      </w:pPr>
+      <w:r>
+        <w:rPr>
+          <w:color w:val="000000"/>
+          <w:rtl/>
+        </w:rPr>
+        <w:lastRenderedPageBreak/>
         <w:t xml:space="preserve">כמתואר בגרף מטה התקבלה </w:t>
       </w:r>
       <w:proofErr w:type="spellStart"/>
       <w:r>
         <w:rPr>
-          <w:rFonts w:asciiTheme="minorBidi" w:hAnsiTheme="minorBidi" w:hint="cs"/>
+          <w:color w:val="000000"/>
           <w:rtl/>
         </w:rPr>
         <w:t>נוסחא</w:t>
@@ -1406,58 +4132,66 @@
       <w:proofErr w:type="spellEnd"/>
       <w:r>
         <w:rPr>
-          <w:rFonts w:asciiTheme="minorBidi" w:hAnsiTheme="minorBidi" w:hint="cs"/>
+          <w:color w:val="000000"/>
           <w:rtl/>
         </w:rPr>
         <w:t xml:space="preserve"> ריבועית עבור מיון של מערך ממיון בסדר הפוך כמצופה מסעיף 2 חישבנו את מספר החילופים והחיפושים ומתקבל </w:t>
       </w:r>
       <w:r>
         <w:rPr>
-          <w:rFonts w:asciiTheme="minorBidi" w:hAnsiTheme="minorBidi"/>
-        </w:rPr>
-        <w:t>O(n^2)</w:t>
-      </w:r>
-      <w:r>
-        <w:rPr>
-          <w:rFonts w:asciiTheme="minorBidi" w:hAnsiTheme="minorBidi" w:hint="cs"/>
-          <w:rtl/>
-        </w:rPr>
-        <w:t>.</w:t>
-      </w:r>
-    </w:p>
-    <w:p>
-      <w:pPr>
-        <w:pStyle w:val="a9"/>
-        <w:numPr>
-          <w:ilvl w:val="0"/>
-          <w:numId w:val="1"/>
-        </w:numPr>
-        <w:rPr>
-          <w:rFonts w:asciiTheme="minorBidi" w:hAnsiTheme="minorBidi" w:cstheme="minorBidi" w:hint="cs"/>
-          <w:rtl/>
+          <w:color w:val="000000"/>
+        </w:rPr>
+        <w:t>O(n</w:t>
+      </w:r>
+      <w:r>
+        <w:rPr>
+          <w:color w:val="000000"/>
+          <w:rtl/>
+        </w:rPr>
+        <w:t>^2).</w:t>
+      </w:r>
+    </w:p>
+    <w:p>
+      <w:pPr>
+        <w:pBdr>
+          <w:top w:val="nil"/>
+          <w:left w:val="nil"/>
+          <w:bottom w:val="nil"/>
+          <w:right w:val="nil"/>
+          <w:between w:val="nil"/>
+        </w:pBdr>
+        <w:spacing w:after="0"/>
+        <w:ind w:left="720"/>
+      </w:pPr>
+    </w:p>
+    <w:p>
+      <w:pPr>
+        <w:pBdr>
+          <w:top w:val="nil"/>
+          <w:left w:val="nil"/>
+          <w:bottom w:val="nil"/>
+          <w:right w:val="nil"/>
+          <w:between w:val="nil"/>
+        </w:pBdr>
+        <w:ind w:left="720"/>
+        <w:rPr>
+          <w:color w:val="000000"/>
         </w:rPr>
       </w:pPr>
       <w:r>
         <w:rPr>
           <w:noProof/>
-          <w14:ligatures w14:val="standardContextual"/>
-        </w:rPr>
-        <w:lastRenderedPageBreak/>
+          <w:color w:val="000000"/>
+        </w:rPr>
         <w:drawing>
-          <wp:inline distT="0" distB="0" distL="0" distR="0" wp14:anchorId="397A223D" wp14:editId="1D805F92">
+          <wp:inline distT="0" distB="0" distL="0" distR="0" wp14:anchorId="4A3E0948" wp14:editId="48F6D956">
             <wp:extent cx="4915886" cy="2743200"/>
-            <wp:effectExtent l="0" t="0" r="18415" b="0"/>
-            <wp:docPr id="2059148729" name="תרשים 1">
-              <a:extLst xmlns:a="http://schemas.openxmlformats.org/drawingml/2006/main">
-                <a:ext uri="{FF2B5EF4-FFF2-40B4-BE49-F238E27FC236}">
-                  <a16:creationId xmlns:a16="http://schemas.microsoft.com/office/drawing/2014/main" id="{BC1287C5-C2A6-AEB1-E062-7D789E4BC480}"/>
-                </a:ext>
-              </a:extLst>
-            </wp:docPr>
+            <wp:effectExtent l="0" t="0" r="0" b="0"/>
+            <wp:docPr id="2059148730" name="תרשים 2059148730"/>
             <wp:cNvGraphicFramePr/>
             <a:graphic xmlns:a="http://schemas.openxmlformats.org/drawingml/2006/main">
               <a:graphicData uri="http://schemas.openxmlformats.org/drawingml/2006/chart">
-                <c:chart xmlns:c="http://schemas.openxmlformats.org/drawingml/2006/chart" xmlns:r="http://schemas.openxmlformats.org/officeDocument/2006/relationships" r:id="rId5"/>
+                <c:chart xmlns:c="http://schemas.openxmlformats.org/drawingml/2006/chart" xmlns:r="http://schemas.openxmlformats.org/officeDocument/2006/relationships" r:id="rId6"/>
               </a:graphicData>
             </a:graphic>
           </wp:inline>
@@ -1467,8 +4201,8 @@
     <w:sectPr>
       <w:pgSz w:w="12240" w:h="15840"/>
       <w:pgMar w:top="1440" w:right="1800" w:bottom="1440" w:left="1800" w:header="720" w:footer="720" w:gutter="0"/>
+      <w:pgNumType w:start="1"/>
       <w:cols w:space="720"/>
-      <w:docGrid w:linePitch="360"/>
     </w:sectPr>
   </w:body>
 </w:document>
@@ -1477,10 +4211,123 @@
 <file path=word/numbering.xml><?xml version="1.0" encoding="utf-8"?>
 <w:numbering xmlns:wpc="http://schemas.microsoft.com/office/word/2010/wordprocessingCanvas" xmlns:cx="http://schemas.microsoft.com/office/drawing/2014/chartex" xmlns:cx1="http://schemas.microsoft.com/office/drawing/2015/9/8/chartex" xmlns:cx2="http://schemas.microsoft.com/office/drawing/2015/10/21/chartex" xmlns:cx3="http://schemas.microsoft.com/office/drawing/2016/5/9/chartex" xmlns:cx4="http://schemas.microsoft.com/office/drawing/2016/5/10/chartex" xmlns:cx5="http://schemas.microsoft.com/office/drawing/2016/5/11/chartex" xmlns:cx6="http://schemas.microsoft.com/office/drawing/2016/5/12/chartex" xmlns:cx7="http://schemas.microsoft.com/office/drawing/2016/5/13/chartex" xmlns:cx8="http://schemas.microsoft.com/office/drawing/2016/5/14/chartex" xmlns:mc="http://schemas.openxmlformats.org/markup-compatibility/2006" xmlns:aink="http://schemas.microsoft.com/office/drawing/2016/ink" xmlns:am3d="http://schemas.microsoft.com/office/drawing/2017/model3d" xmlns:o="urn:schemas-microsoft-com:office:office" xmlns:oel="http://schemas.microsoft.com/office/2019/extlst" xmlns:r="http://schemas.openxmlformats.org/officeDocument/2006/relationships" xmlns:m="http://schemas.openxmlformats.org/officeDocument/2006/math" xmlns:v="urn:schemas-microsoft-com:vml" xmlns:wp14="http://schemas.microsoft.com/office/word/2010/wordprocessingDrawing" xmlns:wp="http://schemas.openxmlformats.org/drawingml/2006/wordprocessingDrawing" xmlns:w10="urn:schemas-microsoft-com:office:word" xmlns:w="http://schemas.openxmlformats.org/wordprocessingml/2006/main" xmlns:w14="http://schemas.microsoft.com/office/word/2010/wordml" xmlns:w15="http://schemas.microsoft.com/office/word/2012/wordml" xmlns:w16cex="http://schemas.microsoft.com/office/word/2018/wordml/cex" xmlns:w16cid="http://schemas.microsoft.com/office/word/2016/wordml/cid" xmlns:w16="http://schemas.microsoft.com/office/word/2018/wordml" xmlns:w16du="http://schemas.microsoft.com/office/word/2023/wordml/word16du" xmlns:w16sdtdh="http://schemas.microsoft.com/office/word/2020/wordml/sdtdatahash" xmlns:w16se="http://schemas.microsoft.com/office/word/2015/wordml/symex" xmlns:wpg="http://schemas.microsoft.com/office/word/2010/wordprocessingGroup" xmlns:wpi="http://schemas.microsoft.com/office/word/2010/wordprocessingInk" xmlns:wne="http://schemas.microsoft.com/office/word/2006/wordml" xmlns:wps="http://schemas.microsoft.com/office/word/2010/wordprocessingShape" mc:Ignorable="w14 w15 w16se w16cid w16 w16cex w16sdtdh w16du wp14">
   <w:abstractNum w:abstractNumId="0" w15:restartNumberingAfterBreak="0">
-    <w:nsid w:val="55BF4532"/>
-    <w:multiLevelType w:val="hybridMultilevel"/>
-    <w:tmpl w:val="65E0D524"/>
-    <w:lvl w:ilvl="0" w:tplc="0409000F">
+    <w:nsid w:val="20977008"/>
+    <w:multiLevelType w:val="multilevel"/>
+    <w:tmpl w:val="640EEB78"/>
+    <w:lvl w:ilvl="0">
+      <w:start w:val="1"/>
+      <w:numFmt w:val="bullet"/>
+      <w:lvlText w:val="●"/>
+      <w:lvlJc w:val="left"/>
+      <w:pPr>
+        <w:ind w:left="720" w:hanging="360"/>
+      </w:pPr>
+      <w:rPr>
+        <w:rFonts w:ascii="Noto Sans Symbols" w:eastAsia="Noto Sans Symbols" w:hAnsi="Noto Sans Symbols" w:cs="Noto Sans Symbols"/>
+      </w:rPr>
+    </w:lvl>
+    <w:lvl w:ilvl="1">
+      <w:start w:val="1"/>
+      <w:numFmt w:val="bullet"/>
+      <w:lvlText w:val="o"/>
+      <w:lvlJc w:val="left"/>
+      <w:pPr>
+        <w:ind w:left="1440" w:hanging="360"/>
+      </w:pPr>
+      <w:rPr>
+        <w:rFonts w:ascii="Courier New" w:eastAsia="Courier New" w:hAnsi="Courier New" w:cs="Courier New"/>
+      </w:rPr>
+    </w:lvl>
+    <w:lvl w:ilvl="2">
+      <w:start w:val="1"/>
+      <w:numFmt w:val="bullet"/>
+      <w:lvlText w:val="▪"/>
+      <w:lvlJc w:val="left"/>
+      <w:pPr>
+        <w:ind w:left="2160" w:hanging="360"/>
+      </w:pPr>
+      <w:rPr>
+        <w:rFonts w:ascii="Noto Sans Symbols" w:eastAsia="Noto Sans Symbols" w:hAnsi="Noto Sans Symbols" w:cs="Noto Sans Symbols"/>
+      </w:rPr>
+    </w:lvl>
+    <w:lvl w:ilvl="3">
+      <w:start w:val="1"/>
+      <w:numFmt w:val="bullet"/>
+      <w:lvlText w:val="●"/>
+      <w:lvlJc w:val="left"/>
+      <w:pPr>
+        <w:ind w:left="2880" w:hanging="360"/>
+      </w:pPr>
+      <w:rPr>
+        <w:rFonts w:ascii="Noto Sans Symbols" w:eastAsia="Noto Sans Symbols" w:hAnsi="Noto Sans Symbols" w:cs="Noto Sans Symbols"/>
+      </w:rPr>
+    </w:lvl>
+    <w:lvl w:ilvl="4">
+      <w:start w:val="1"/>
+      <w:numFmt w:val="bullet"/>
+      <w:lvlText w:val="o"/>
+      <w:lvlJc w:val="left"/>
+      <w:pPr>
+        <w:ind w:left="3600" w:hanging="360"/>
+      </w:pPr>
+      <w:rPr>
+        <w:rFonts w:ascii="Courier New" w:eastAsia="Courier New" w:hAnsi="Courier New" w:cs="Courier New"/>
+      </w:rPr>
+    </w:lvl>
+    <w:lvl w:ilvl="5">
+      <w:start w:val="1"/>
+      <w:numFmt w:val="bullet"/>
+      <w:lvlText w:val="▪"/>
+      <w:lvlJc w:val="left"/>
+      <w:pPr>
+        <w:ind w:left="4320" w:hanging="360"/>
+      </w:pPr>
+      <w:rPr>
+        <w:rFonts w:ascii="Noto Sans Symbols" w:eastAsia="Noto Sans Symbols" w:hAnsi="Noto Sans Symbols" w:cs="Noto Sans Symbols"/>
+      </w:rPr>
+    </w:lvl>
+    <w:lvl w:ilvl="6">
+      <w:start w:val="1"/>
+      <w:numFmt w:val="bullet"/>
+      <w:lvlText w:val="●"/>
+      <w:lvlJc w:val="left"/>
+      <w:pPr>
+        <w:ind w:left="5040" w:hanging="360"/>
+      </w:pPr>
+      <w:rPr>
+        <w:rFonts w:ascii="Noto Sans Symbols" w:eastAsia="Noto Sans Symbols" w:hAnsi="Noto Sans Symbols" w:cs="Noto Sans Symbols"/>
+      </w:rPr>
+    </w:lvl>
+    <w:lvl w:ilvl="7">
+      <w:start w:val="1"/>
+      <w:numFmt w:val="bullet"/>
+      <w:lvlText w:val="o"/>
+      <w:lvlJc w:val="left"/>
+      <w:pPr>
+        <w:ind w:left="5760" w:hanging="360"/>
+      </w:pPr>
+      <w:rPr>
+        <w:rFonts w:ascii="Courier New" w:eastAsia="Courier New" w:hAnsi="Courier New" w:cs="Courier New"/>
+      </w:rPr>
+    </w:lvl>
+    <w:lvl w:ilvl="8">
+      <w:start w:val="1"/>
+      <w:numFmt w:val="bullet"/>
+      <w:lvlText w:val="▪"/>
+      <w:lvlJc w:val="left"/>
+      <w:pPr>
+        <w:ind w:left="6480" w:hanging="360"/>
+      </w:pPr>
+      <w:rPr>
+        <w:rFonts w:ascii="Noto Sans Symbols" w:eastAsia="Noto Sans Symbols" w:hAnsi="Noto Sans Symbols" w:cs="Noto Sans Symbols"/>
+      </w:rPr>
+    </w:lvl>
+  </w:abstractNum>
+  <w:abstractNum w:abstractNumId="1" w15:restartNumberingAfterBreak="0">
+    <w:nsid w:val="59211683"/>
+    <w:multiLevelType w:val="multilevel"/>
+    <w:tmpl w:val="B7A856EC"/>
+    <w:lvl w:ilvl="0">
       <w:start w:val="1"/>
       <w:numFmt w:val="decimal"/>
       <w:lvlText w:val="%1."/>
@@ -1488,11 +4335,8 @@
       <w:pPr>
         <w:ind w:left="720" w:hanging="360"/>
       </w:pPr>
-      <w:rPr>
-        <w:rFonts w:hint="default"/>
-      </w:rPr>
     </w:lvl>
-    <w:lvl w:ilvl="1" w:tplc="04090019" w:tentative="1">
+    <w:lvl w:ilvl="1">
       <w:start w:val="1"/>
       <w:numFmt w:val="lowerLetter"/>
       <w:lvlText w:val="%2."/>
@@ -1501,7 +4345,7 @@
         <w:ind w:left="1440" w:hanging="360"/>
       </w:pPr>
     </w:lvl>
-    <w:lvl w:ilvl="2" w:tplc="0409001B" w:tentative="1">
+    <w:lvl w:ilvl="2">
       <w:start w:val="1"/>
       <w:numFmt w:val="lowerRoman"/>
       <w:lvlText w:val="%3."/>
@@ -1510,7 +4354,7 @@
         <w:ind w:left="2160" w:hanging="180"/>
       </w:pPr>
     </w:lvl>
-    <w:lvl w:ilvl="3" w:tplc="0409000F" w:tentative="1">
+    <w:lvl w:ilvl="3">
       <w:start w:val="1"/>
       <w:numFmt w:val="decimal"/>
       <w:lvlText w:val="%4."/>
@@ -1519,7 +4363,7 @@
         <w:ind w:left="2880" w:hanging="360"/>
       </w:pPr>
     </w:lvl>
-    <w:lvl w:ilvl="4" w:tplc="04090019" w:tentative="1">
+    <w:lvl w:ilvl="4">
       <w:start w:val="1"/>
       <w:numFmt w:val="lowerLetter"/>
       <w:lvlText w:val="%5."/>
@@ -1528,7 +4372,7 @@
         <w:ind w:left="3600" w:hanging="360"/>
       </w:pPr>
     </w:lvl>
-    <w:lvl w:ilvl="5" w:tplc="0409001B" w:tentative="1">
+    <w:lvl w:ilvl="5">
       <w:start w:val="1"/>
       <w:numFmt w:val="lowerRoman"/>
       <w:lvlText w:val="%6."/>
@@ -1537,7 +4381,7 @@
         <w:ind w:left="4320" w:hanging="180"/>
       </w:pPr>
     </w:lvl>
-    <w:lvl w:ilvl="6" w:tplc="0409000F" w:tentative="1">
+    <w:lvl w:ilvl="6">
       <w:start w:val="1"/>
       <w:numFmt w:val="decimal"/>
       <w:lvlText w:val="%7."/>
@@ -1546,7 +4390,7 @@
         <w:ind w:left="5040" w:hanging="360"/>
       </w:pPr>
     </w:lvl>
-    <w:lvl w:ilvl="7" w:tplc="04090019" w:tentative="1">
+    <w:lvl w:ilvl="7">
       <w:start w:val="1"/>
       <w:numFmt w:val="lowerLetter"/>
       <w:lvlText w:val="%8."/>
@@ -1555,7 +4399,7 @@
         <w:ind w:left="5760" w:hanging="360"/>
       </w:pPr>
     </w:lvl>
-    <w:lvl w:ilvl="8" w:tplc="0409001B" w:tentative="1">
+    <w:lvl w:ilvl="8">
       <w:start w:val="1"/>
       <w:numFmt w:val="lowerRoman"/>
       <w:lvlText w:val="%9."/>
@@ -1565,7 +4409,99 @@
       </w:pPr>
     </w:lvl>
   </w:abstractNum>
-  <w:num w:numId="1" w16cid:durableId="1051731514">
+  <w:abstractNum w:abstractNumId="2" w15:restartNumberingAfterBreak="0">
+    <w:nsid w:val="5CD404DA"/>
+    <w:multiLevelType w:val="multilevel"/>
+    <w:tmpl w:val="91C604CE"/>
+    <w:lvl w:ilvl="0">
+      <w:start w:val="1"/>
+      <w:numFmt w:val="decimal"/>
+      <w:lvlText w:val="%1."/>
+      <w:lvlJc w:val="right"/>
+      <w:pPr>
+        <w:ind w:left="720" w:hanging="360"/>
+      </w:pPr>
+    </w:lvl>
+    <w:lvl w:ilvl="1">
+      <w:start w:val="1"/>
+      <w:numFmt w:val="decimal"/>
+      <w:lvlText w:val="%1.%2."/>
+      <w:lvlJc w:val="right"/>
+      <w:pPr>
+        <w:ind w:left="1440" w:hanging="360"/>
+      </w:pPr>
+    </w:lvl>
+    <w:lvl w:ilvl="2">
+      <w:start w:val="1"/>
+      <w:numFmt w:val="decimal"/>
+      <w:lvlText w:val="%1.%2.%3."/>
+      <w:lvlJc w:val="right"/>
+      <w:pPr>
+        <w:ind w:left="2160" w:hanging="180"/>
+      </w:pPr>
+    </w:lvl>
+    <w:lvl w:ilvl="3">
+      <w:start w:val="1"/>
+      <w:numFmt w:val="decimal"/>
+      <w:lvlText w:val="%1.%2.%3.%4."/>
+      <w:lvlJc w:val="right"/>
+      <w:pPr>
+        <w:ind w:left="2880" w:hanging="360"/>
+      </w:pPr>
+    </w:lvl>
+    <w:lvl w:ilvl="4">
+      <w:start w:val="1"/>
+      <w:numFmt w:val="decimal"/>
+      <w:lvlText w:val="%1.%2.%3.%4.%5."/>
+      <w:lvlJc w:val="right"/>
+      <w:pPr>
+        <w:ind w:left="3600" w:hanging="360"/>
+      </w:pPr>
+    </w:lvl>
+    <w:lvl w:ilvl="5">
+      <w:start w:val="1"/>
+      <w:numFmt w:val="decimal"/>
+      <w:lvlText w:val="%1.%2.%3.%4.%5.%6."/>
+      <w:lvlJc w:val="right"/>
+      <w:pPr>
+        <w:ind w:left="4320" w:hanging="180"/>
+      </w:pPr>
+    </w:lvl>
+    <w:lvl w:ilvl="6">
+      <w:start w:val="1"/>
+      <w:numFmt w:val="decimal"/>
+      <w:lvlText w:val="%1.%2.%3.%4.%5.%6.%7."/>
+      <w:lvlJc w:val="right"/>
+      <w:pPr>
+        <w:ind w:left="5040" w:hanging="360"/>
+      </w:pPr>
+    </w:lvl>
+    <w:lvl w:ilvl="7">
+      <w:start w:val="1"/>
+      <w:numFmt w:val="decimal"/>
+      <w:lvlText w:val="%1.%2.%3.%4.%5.%6.%7.%8."/>
+      <w:lvlJc w:val="right"/>
+      <w:pPr>
+        <w:ind w:left="5760" w:hanging="360"/>
+      </w:pPr>
+    </w:lvl>
+    <w:lvl w:ilvl="8">
+      <w:start w:val="1"/>
+      <w:numFmt w:val="decimal"/>
+      <w:lvlText w:val="%1.%2.%3.%4.%5.%6.%7.%8.%9."/>
+      <w:lvlJc w:val="right"/>
+      <w:pPr>
+        <w:ind w:left="6480" w:hanging="180"/>
+      </w:pPr>
+    </w:lvl>
+  </w:abstractNum>
+  <w:num w:numId="1" w16cid:durableId="1367607965">
+    <w:abstractNumId w:val="2"/>
+  </w:num>
+  <w:num w:numId="2" w16cid:durableId="468282925">
+    <w:abstractNumId w:val="1"/>
+  </w:num>
+  <w:num w:numId="3" w16cid:durableId="1530877784">
     <w:abstractNumId w:val="0"/>
   </w:num>
 </w:numbering>
@@ -1576,17 +4512,16 @@
   <w:docDefaults>
     <w:rPrDefault>
       <w:rPr>
-        <w:rFonts w:asciiTheme="minorHAnsi" w:eastAsiaTheme="minorHAnsi" w:hAnsiTheme="minorHAnsi" w:cstheme="minorBidi"/>
-        <w:kern w:val="2"/>
+        <w:rFonts w:ascii="Calibri" w:eastAsia="Calibri" w:hAnsi="Calibri" w:cs="Calibri"/>
         <w:sz w:val="22"/>
         <w:szCs w:val="22"/>
         <w:lang w:val="en-US" w:eastAsia="en-US" w:bidi="he-IL"/>
-        <w14:ligatures w14:val="standardContextual"/>
       </w:rPr>
     </w:rPrDefault>
     <w:pPrDefault>
       <w:pPr>
-        <w:spacing w:after="160" w:line="259" w:lineRule="auto"/>
+        <w:bidi/>
+        <w:spacing w:after="200" w:line="276" w:lineRule="auto"/>
       </w:pPr>
     </w:pPrDefault>
   </w:docDefaults>
@@ -1972,15 +4907,6 @@
     <w:name w:val="Normal"/>
     <w:qFormat/>
     <w:rsid w:val="00CC61B0"/>
-    <w:pPr>
-      <w:bidi/>
-      <w:spacing w:after="200" w:line="276" w:lineRule="auto"/>
-    </w:pPr>
-    <w:rPr>
-      <w:rFonts w:ascii="Calibri" w:eastAsia="Calibri" w:hAnsi="Calibri" w:cs="Calibri"/>
-      <w:kern w:val="0"/>
-      <w14:ligatures w14:val="none"/>
-    </w:rPr>
   </w:style>
   <w:style w:type="paragraph" w:styleId="1">
     <w:name w:val="heading 1"/>
@@ -2208,6 +5134,37 @@
     <w:semiHidden/>
     <w:unhideWhenUsed/>
   </w:style>
+  <w:style w:type="table" w:customStyle="1" w:styleId="TableNormal">
+    <w:name w:val="Table Normal"/>
+    <w:tblPr>
+      <w:tblCellMar>
+        <w:top w:w="0" w:type="dxa"/>
+        <w:left w:w="0" w:type="dxa"/>
+        <w:bottom w:w="0" w:type="dxa"/>
+        <w:right w:w="0" w:type="dxa"/>
+      </w:tblCellMar>
+    </w:tblPr>
+  </w:style>
+  <w:style w:type="paragraph" w:styleId="a3">
+    <w:name w:val="Title"/>
+    <w:basedOn w:val="a"/>
+    <w:next w:val="a"/>
+    <w:link w:val="a4"/>
+    <w:uiPriority w:val="10"/>
+    <w:qFormat/>
+    <w:rsid w:val="00383A1E"/>
+    <w:pPr>
+      <w:spacing w:after="80" w:line="240" w:lineRule="auto"/>
+      <w:contextualSpacing/>
+    </w:pPr>
+    <w:rPr>
+      <w:rFonts w:asciiTheme="majorHAnsi" w:eastAsiaTheme="majorEastAsia" w:hAnsiTheme="majorHAnsi" w:cstheme="majorBidi"/>
+      <w:spacing w:val="-10"/>
+      <w:kern w:val="28"/>
+      <w:sz w:val="56"/>
+      <w:szCs w:val="56"/>
+    </w:rPr>
+  </w:style>
   <w:style w:type="character" w:customStyle="1" w:styleId="10">
     <w:name w:val="כותרת 1 תו"/>
     <w:basedOn w:val="a0"/>
@@ -2327,26 +5284,6 @@
       <w:color w:val="272727" w:themeColor="text1" w:themeTint="D8"/>
     </w:rPr>
   </w:style>
-  <w:style w:type="paragraph" w:styleId="a3">
-    <w:name w:val="Title"/>
-    <w:basedOn w:val="a"/>
-    <w:next w:val="a"/>
-    <w:link w:val="a4"/>
-    <w:uiPriority w:val="10"/>
-    <w:qFormat/>
-    <w:rsid w:val="00383A1E"/>
-    <w:pPr>
-      <w:spacing w:after="80" w:line="240" w:lineRule="auto"/>
-      <w:contextualSpacing/>
-    </w:pPr>
-    <w:rPr>
-      <w:rFonts w:asciiTheme="majorHAnsi" w:eastAsiaTheme="majorEastAsia" w:hAnsiTheme="majorHAnsi" w:cstheme="majorBidi"/>
-      <w:spacing w:val="-10"/>
-      <w:kern w:val="28"/>
-      <w:sz w:val="56"/>
-      <w:szCs w:val="56"/>
-    </w:rPr>
-  </w:style>
   <w:style w:type="character" w:customStyle="1" w:styleId="a4">
     <w:name w:val="כותרת טקסט תו"/>
     <w:basedOn w:val="a0"/>
@@ -2368,16 +5305,8 @@
     <w:link w:val="a6"/>
     <w:uiPriority w:val="11"/>
     <w:qFormat/>
-    <w:rsid w:val="00383A1E"/>
-    <w:pPr>
-      <w:numPr>
-        <w:ilvl w:val="1"/>
-      </w:numPr>
-    </w:pPr>
     <w:rPr>
-      <w:rFonts w:eastAsiaTheme="majorEastAsia" w:cstheme="majorBidi"/>
-      <w:color w:val="595959" w:themeColor="text1" w:themeTint="A6"/>
-      <w:spacing w:val="15"/>
+      <w:color w:val="595959"/>
       <w:sz w:val="28"/>
       <w:szCs w:val="28"/>
     </w:rPr>
@@ -2497,6 +5426,17 @@
       <w:color w:val="2F5496" w:themeColor="accent1" w:themeShade="BF"/>
       <w:spacing w:val="5"/>
     </w:rPr>
+  </w:style>
+  <w:style w:type="table" w:customStyle="1" w:styleId="ae">
+    <w:basedOn w:val="TableNormal"/>
+    <w:tblPr>
+      <w:tblStyleRowBandSize w:val="1"/>
+      <w:tblStyleColBandSize w:val="1"/>
+      <w:tblCellMar>
+        <w:left w:w="115" w:type="dxa"/>
+        <w:right w:w="115" w:type="dxa"/>
+      </w:tblCellMar>
+    </w:tblPr>
   </w:style>
 </w:styles>
 </file>
@@ -3748,4 +6688,19 @@
     </a:ext>
   </a:extLst>
 </a:theme>
+</file>
+
+<file path=customXml/item1.xml><?xml version="1.0" encoding="utf-8"?>
+<go:gDocsCustomXmlDataStorage xmlns:go="http://customooxmlschemas.google.com/" xmlns:r="http://schemas.openxmlformats.org/officeDocument/2006/relationships" uri="GoogleDocsCustomDataVersion2">
+  <go:docsCustomData xmlns:go="http://customooxmlschemas.google.com/" roundtripDataSignature="AMtx7miHkvAgDoBkYJ77Mz6OhpgEauXNsA==">CgMxLjA4AHIhMVdQZ00tdEdfY0pGRC1YR1dsck9wSzRJeDU0cks0Zkdz</go:docsCustomData>
+</go:gDocsCustomXmlDataStorage>
+</file>
+
+<file path=customXml/itemProps1.xml><?xml version="1.0" encoding="utf-8"?>
+<ds:datastoreItem xmlns:ds="http://schemas.openxmlformats.org/officeDocument/2006/customXml" ds:itemID="{11111111-1234-1234-1234-123412341234}">
+  <ds:schemaRefs>
+    <ds:schemaRef ds:uri="http://customooxmlschemas.google.com/"/>
+    <ds:schemaRef ds:uri="http://schemas.openxmlformats.org/officeDocument/2006/relationships"/>
+  </ds:schemaRefs>
+</ds:datastoreItem>
 </file>